--- a/security/reports/AutoAudit_Report_Template.docx
+++ b/security/reports/AutoAudit_Report_Template.docx
@@ -121,6 +121,7 @@
     </w:p>
     <w:p>
       <w:pPr>
+        <w:pStyle w:val="Title"/>
         <w:spacing w:line="240" w:lineRule="auto"/>
         <w:jc w:val="center"/>
         <w:rPr>
@@ -136,6 +137,7 @@
           <w:rFonts w:ascii="Times New Roman" w:hAnsi="Times New Roman" w:cs="Times New Roman"/>
           <w:b/>
           <w:bCs/>
+          <w:color w:val="000000"/>
           <w:sz w:val="72"/>
           <w:szCs w:val="72"/>
         </w:rPr>
@@ -159,35 +161,12 @@
           <w:rFonts w:ascii="Times New Roman" w:hAnsi="Times New Roman" w:cs="Times New Roman"/>
           <w:b/>
           <w:bCs/>
+          <w:color w:val="000000"/>
           <w:sz w:val="28"/>
           <w:szCs w:val="28"/>
         </w:rPr>
         <w:t>Microsoft 365 Security Compliance Report</w:t>
       </w:r>
-    </w:p>
-    <w:p>
-      <w:pPr>
-        <w:spacing w:line="240" w:lineRule="auto"/>
-        <w:jc w:val="center"/>
-        <w:rPr>
-          <w:rFonts w:ascii="Times New Roman" w:hAnsi="Times New Roman" w:cs="Times New Roman"/>
-          <w:b/>
-          <w:bCs/>
-          <w:sz w:val="28"/>
-          <w:szCs w:val="28"/>
-        </w:rPr>
-      </w:pPr>
-    </w:p>
-    <w:p>
-      <w:pPr>
-        <w:spacing w:line="240" w:lineRule="auto"/>
-        <w:jc w:val="center"/>
-        <w:rPr>
-          <w:rFonts w:ascii="Times New Roman" w:hAnsi="Times New Roman" w:cs="Times New Roman"/>
-          <w:b/>
-          <w:bCs/>
-        </w:rPr>
-      </w:pPr>
     </w:p>
     <w:tbl>
       <w:tblPr>
@@ -556,18 +535,6 @@
         </w:tc>
       </w:tr>
     </w:tbl>
-    <w:p>
-      <w:pPr>
-        <w:spacing w:line="240" w:lineRule="auto"/>
-        <w:rPr>
-          <w:rFonts w:ascii="Times New Roman" w:hAnsi="Times New Roman" w:cs="Times New Roman"/>
-          <w:b/>
-          <w:bCs/>
-          <w:sz w:val="28"/>
-          <w:szCs w:val="28"/>
-        </w:rPr>
-      </w:pPr>
-    </w:p>
     <w:tbl>
       <w:tblPr>
         <w:tblStyle w:val="TableGrid"/>
@@ -813,178 +780,8 @@
     </w:tbl>
     <w:p>
       <w:pPr>
-        <w:spacing w:line="240" w:lineRule="auto"/>
-        <w:rPr>
-          <w:rFonts w:ascii="Times New Roman" w:hAnsi="Times New Roman" w:cs="Times New Roman"/>
-          <w:b/>
-          <w:bCs/>
-        </w:rPr>
-      </w:pPr>
-    </w:p>
-    <w:p>
-      <w:pPr>
-        <w:spacing w:line="240" w:lineRule="auto"/>
-        <w:rPr>
-          <w:rFonts w:ascii="Times New Roman" w:hAnsi="Times New Roman" w:cs="Times New Roman"/>
-          <w:b/>
-          <w:bCs/>
-        </w:rPr>
-      </w:pPr>
-    </w:p>
-    <w:p>
-      <w:pPr>
-        <w:spacing w:line="240" w:lineRule="auto"/>
-        <w:rPr>
-          <w:rFonts w:ascii="Times New Roman" w:hAnsi="Times New Roman" w:cs="Times New Roman"/>
-          <w:b/>
-          <w:bCs/>
-        </w:rPr>
-      </w:pPr>
-    </w:p>
-    <w:p>
-      <w:pPr>
-        <w:spacing w:line="240" w:lineRule="auto"/>
-        <w:rPr>
-          <w:rFonts w:ascii="Times New Roman" w:hAnsi="Times New Roman" w:cs="Times New Roman"/>
-          <w:b/>
-          <w:bCs/>
-        </w:rPr>
-      </w:pPr>
-    </w:p>
-    <w:p>
-      <w:pPr>
-        <w:spacing w:line="240" w:lineRule="auto"/>
-        <w:rPr>
-          <w:rFonts w:ascii="Times New Roman" w:hAnsi="Times New Roman" w:cs="Times New Roman"/>
-          <w:b/>
-          <w:bCs/>
-        </w:rPr>
-      </w:pPr>
-    </w:p>
-    <w:p>
-      <w:pPr>
-        <w:spacing w:line="240" w:lineRule="auto"/>
-        <w:rPr>
-          <w:rFonts w:ascii="Times New Roman" w:hAnsi="Times New Roman" w:cs="Times New Roman"/>
-          <w:b/>
-          <w:bCs/>
-        </w:rPr>
-      </w:pPr>
-    </w:p>
-    <w:p>
-      <w:pPr>
-        <w:spacing w:line="240" w:lineRule="auto"/>
-        <w:rPr>
-          <w:rFonts w:ascii="Times New Roman" w:hAnsi="Times New Roman" w:cs="Times New Roman"/>
-          <w:b/>
-          <w:bCs/>
-        </w:rPr>
-      </w:pPr>
-      <w:r>
-        <w:rPr>
-          <w:rFonts w:ascii="Times New Roman" w:hAnsi="Times New Roman" w:cs="Times New Roman"/>
-          <w:b/>
-          <w:bCs/>
-          <w:noProof/>
-          <w:sz w:val="72"/>
-          <w:szCs w:val="72"/>
-        </w:rPr>
-        <mc:AlternateContent>
-          <mc:Choice Requires="wps">
-            <w:drawing>
-              <wp:anchor distT="0" distB="0" distL="114300" distR="114300" simplePos="0" relativeHeight="251661312" behindDoc="1" locked="0" layoutInCell="1" allowOverlap="1" wp14:anchorId="31992A96" wp14:editId="6B777D6B">
-                <wp:simplePos x="0" y="0"/>
-                <wp:positionH relativeFrom="column">
-                  <wp:posOffset>-34724</wp:posOffset>
-                </wp:positionH>
-                <wp:positionV relativeFrom="page">
-                  <wp:posOffset>9711055</wp:posOffset>
-                </wp:positionV>
-                <wp:extent cx="5801995" cy="219075"/>
-                <wp:effectExtent l="0" t="0" r="14605" b="9525"/>
-                <wp:wrapNone/>
-                <wp:docPr id="1453867644" name="Rectangle 3"/>
-                <wp:cNvGraphicFramePr/>
-                <a:graphic xmlns:a="http://schemas.openxmlformats.org/drawingml/2006/main">
-                  <a:graphicData uri="http://schemas.microsoft.com/office/word/2010/wordprocessingShape">
-                    <wps:wsp>
-                      <wps:cNvSpPr/>
-                      <wps:spPr>
-                        <a:xfrm>
-                          <a:off x="0" y="0"/>
-                          <a:ext cx="5801995" cy="219075"/>
-                        </a:xfrm>
-                        <a:prstGeom prst="rect">
-                          <a:avLst/>
-                        </a:prstGeom>
-                      </wps:spPr>
-                      <wps:style>
-                        <a:lnRef idx="2">
-                          <a:schemeClr val="dk1">
-                            <a:shade val="15000"/>
-                          </a:schemeClr>
-                        </a:lnRef>
-                        <a:fillRef idx="1">
-                          <a:schemeClr val="dk1"/>
-                        </a:fillRef>
-                        <a:effectRef idx="0">
-                          <a:schemeClr val="dk1"/>
-                        </a:effectRef>
-                        <a:fontRef idx="minor">
-                          <a:schemeClr val="lt1"/>
-                        </a:fontRef>
-                      </wps:style>
-                      <wps:bodyPr rot="0" spcFirstLastPara="0" vertOverflow="overflow" horzOverflow="overflow" vert="horz" wrap="square" lIns="91440" tIns="45720" rIns="91440" bIns="45720" numCol="1" spcCol="0" rtlCol="0" fromWordArt="0" anchor="ctr" anchorCtr="0" forceAA="0" compatLnSpc="1">
-                        <a:prstTxWarp prst="textNoShape">
-                          <a:avLst/>
-                        </a:prstTxWarp>
-                        <a:noAutofit/>
-                      </wps:bodyPr>
-                    </wps:wsp>
-                  </a:graphicData>
-                </a:graphic>
-                <wp14:sizeRelH relativeFrom="margin">
-                  <wp14:pctWidth>0</wp14:pctWidth>
-                </wp14:sizeRelH>
-                <wp14:sizeRelV relativeFrom="margin">
-                  <wp14:pctHeight>0</wp14:pctHeight>
-                </wp14:sizeRelV>
-              </wp:anchor>
-            </w:drawing>
-          </mc:Choice>
-          <mc:Fallback>
-            <w:pict>
-              <v:rect w14:anchorId="26002F29" id="Rectangle 3" o:spid="_x0000_s1026" style="position:absolute;margin-left:-2.75pt;margin-top:764.65pt;width:456.85pt;height:17.25pt;z-index:-251655168;visibility:visible;mso-wrap-style:square;mso-width-percent:0;mso-height-percent:0;mso-wrap-distance-left:9pt;mso-wrap-distance-top:0;mso-wrap-distance-right:9pt;mso-wrap-distance-bottom:0;mso-position-horizontal:absolute;mso-position-horizontal-relative:text;mso-position-vertical:absolute;mso-position-vertical-relative:page;mso-width-percent:0;mso-height-percent:0;mso-width-relative:margin;mso-height-relative:margin;v-text-anchor:middle" o:gfxdata="UEsDBBQABgAIAAAAIQC2gziS/gAAAOEBAAATAAAAW0NvbnRlbnRfVHlwZXNdLnhtbJSRQU7DMBBF 90jcwfIWJU67QAgl6YK0S0CoHGBkTxKLZGx5TGhvj5O2G0SRWNoz/78nu9wcxkFMGNg6quQqL6RA 0s5Y6ir5vt9lD1JwBDIwOMJKHpHlpr69KfdHjyxSmriSfYz+USnWPY7AufNIadK6MEJMx9ApD/oD OlTrorhX2lFEilmcO2RdNtjC5xDF9pCuTyYBB5bi6bQ4syoJ3g9WQ0ymaiLzg5KdCXlKLjvcW893 SUOqXwnz5DrgnHtJTxOsQfEKIT7DmDSUCaxw7Rqn8787ZsmRM9e2VmPeBN4uqYvTtW7jvijg9N/y JsXecLq0q+WD6m8AAAD//wMAUEsDBBQABgAIAAAAIQA4/SH/1gAAAJQBAAALAAAAX3JlbHMvLnJl bHOkkMFqwzAMhu+DvYPRfXGawxijTi+j0GvpHsDYimMaW0Yy2fr2M4PBMnrbUb/Q94l/f/hMi1qR JVI2sOt6UJgd+ZiDgffL8ekFlFSbvV0oo4EbChzGx4f9GRdb25HMsYhqlCwG5lrLq9biZkxWOiqY 22YiTra2kYMu1l1tQD30/bPm3wwYN0x18gb45AdQl1tp5j/sFB2T0FQ7R0nTNEV3j6o9feQzro1i OWA14Fm+Q8a1a8+Bvu/d/dMb2JY5uiPbhG/ktn4cqGU/er3pcvwCAAD//wMAUEsDBBQABgAIAAAA IQC4wNYgXAIAAAcFAAAOAAAAZHJzL2Uyb0RvYy54bWysVMFu2zAMvQ/YPwi6r7aDZG2COkWQosOA oi3aDj2rslQbk0WNUuJkXz9Kdpyu6y7DLjIlko/U06PPL3atYVuFvgFb8uIk50xZCVVjX0r+7fHq 0xlnPghbCQNWlXyvPL9Yfvxw3rmFmkANplLICMT6RedKXofgFlnmZa1a4U/AKUtODdiKQFt8ySoU HaG3Jpvk+eesA6wcglTe0+ll7+TLhK+1kuFWa68CMyWn3kJaMa3Pcc2W52LxgsLVjRzaEP/QRSsa S0VHqEsRBNtg8wdU20gEDzqcSGgz0LqRKt2BblPkb27zUAun0l2IHO9Gmvz/g5U32wd3h0RD5/zC kxlvsdPYxi/1x3aJrP1IltoFJulwdpYX8/mMM0m+STHPT2eRzeyY7dCHLwpaFo2SIz1G4khsr33o Qw8hlHesn6ywNyq2YOy90qypqOIkZSdpqLVBthX0qNX3oj+uRaX6o2KW5+llqZcxOnWWwCKqbowZ cQeAKLnfcfseh9iYppKixsT8bw31iWN0qgg2jIltYwHfSzahGEjUffyBmJ6OyMwzVPs7ZAi9lr2T Vw3xey18uBNI4iWZ00CGW1q0ga7kMFic1YA/3zuP8aQp8nLW0TCU3P/YCFScma+W1DYvptM4PWkz nZ1OaIOvPc+vPXbTroGepqDRdzKZMT6Yg6kR2iea21WsSi5hJdUuuQx42KxDP6Q0+VKtVimMJsaJ cG0fnIzgkdWon8fdk0A3iCyQPG/gMDhi8UZrfWzMtLDaBNBNEuKR14FvmrYkmOHPEMf59T5FHf9f y18AAAD//wMAUEsDBBQABgAIAAAAIQDfV+cG5AAAABEBAAAPAAAAZHJzL2Rvd25yZXYueG1sTE9N T4NAEL2b+B82Y+LFtIsQGkpZGqMh3jSgB4/b3RWI7CyyW0r/vdNTvUwyb968j2K/2IHNZvK9QwGP 6wiYQeV0j62Az49qlQHzQaKWg0Mj4Gw87Mvbm0Lm2p2wNnMTWkYi6HMpoAthzDn3qjNW+rUbDdLt 201WBlqnlutJnkjcDjyOog23skdy6ORonjujfpqjFTBHddV+qfOrqprf9qF+e09QzULc3y0vOxpP O2DBLOH6AZcOlB9KCnZwR9SeDQJWaUpMwtN4mwAjxjbKYmCHC7RJMuBlwf83Kf8AAAD//wMAUEsB Ai0AFAAGAAgAAAAhALaDOJL+AAAA4QEAABMAAAAAAAAAAAAAAAAAAAAAAFtDb250ZW50X1R5cGVz XS54bWxQSwECLQAUAAYACAAAACEAOP0h/9YAAACUAQAACwAAAAAAAAAAAAAAAAAvAQAAX3JlbHMv LnJlbHNQSwECLQAUAAYACAAAACEAuMDWIFwCAAAHBQAADgAAAAAAAAAAAAAAAAAuAgAAZHJzL2Uy b0RvYy54bWxQSwECLQAUAAYACAAAACEA31fnBuQAAAARAQAADwAAAAAAAAAAAAAAAAC2BAAAZHJz L2Rvd25yZXYueG1sUEsFBgAAAAAEAAQA8wAAAMcFAAAAAA== " fillcolor="black [3200]" strokecolor="black [480]" strokeweight="1pt">
-                <w10:wrap anchory="page"/>
-              </v:rect>
-            </w:pict>
-          </mc:Fallback>
-        </mc:AlternateContent>
-      </w:r>
-    </w:p>
-    <w:p>
-      <w:pPr>
-        <w:spacing w:line="360" w:lineRule="auto"/>
-        <w:rPr>
-          <w:rFonts w:ascii="Times New Roman" w:hAnsi="Times New Roman" w:cs="Times New Roman"/>
-          <w:b/>
-          <w:bCs/>
-          <w:sz w:val="32"/>
-          <w:szCs w:val="32"/>
-        </w:rPr>
-        <w:sectPr>
-          <w:headerReference w:type="default" r:id="rId8"/>
-          <w:footerReference w:type="even" r:id="rId9"/>
-          <w:footerReference w:type="default" r:id="rId10"/>
-          <w:pgSz w:w="11906" w:h="16838"/>
-          <w:pgMar w:top="1440" w:right="1440" w:bottom="1440" w:left="1440" w:header="708" w:footer="708" w:gutter="0"/>
-          <w:cols w:space="708"/>
-          <w:docGrid w:linePitch="360"/>
-        </w:sectPr>
-      </w:pPr>
-    </w:p>
-    <w:p>
-      <w:pPr>
+        <w:pStyle w:val="Heading1"/>
+        <w:pageBreakBefore/>
         <w:spacing w:line="360" w:lineRule="auto"/>
         <w:rPr>
           <w:rFonts w:ascii="Times New Roman" w:hAnsi="Times New Roman" w:cs="Times New Roman"/>
@@ -999,6 +796,7 @@
           <w:rFonts w:ascii="Times New Roman" w:hAnsi="Times New Roman" w:cs="Times New Roman"/>
           <w:b/>
           <w:bCs/>
+          <w:color w:val="000000"/>
           <w:sz w:val="32"/>
           <w:szCs w:val="32"/>
         </w:rPr>
@@ -1008,6 +806,7 @@
     </w:p>
     <w:p>
       <w:pPr>
+        <w:pStyle w:val="Heading2"/>
         <w:spacing w:line="360" w:lineRule="auto"/>
         <w:rPr>
           <w:rFonts w:ascii="Times New Roman" w:hAnsi="Times New Roman" w:cs="Times New Roman"/>
@@ -1020,6 +819,8 @@
           <w:rFonts w:ascii="Times New Roman" w:hAnsi="Times New Roman" w:cs="Times New Roman"/>
           <w:b/>
           <w:bCs/>
+          <w:color w:val="000000"/>
+          <w:sz w:val="24"/>
         </w:rPr>
         <w:t>Version History</w:t>
       </w:r>
@@ -1482,6 +1283,7 @@
     </w:p>
     <w:p>
       <w:pPr>
+        <w:pStyle w:val="Heading2"/>
         <w:spacing w:line="276" w:lineRule="auto"/>
         <w:rPr>
           <w:rFonts w:ascii="Times New Roman" w:hAnsi="Times New Roman" w:cs="Times New Roman"/>
@@ -1494,6 +1296,8 @@
           <w:rFonts w:ascii="Times New Roman" w:hAnsi="Times New Roman" w:cs="Times New Roman"/>
           <w:b/>
           <w:bCs/>
+          <w:color w:val="000000"/>
+          <w:sz w:val="24"/>
         </w:rPr>
         <w:t>Approvals and Distributions</w:t>
       </w:r>
@@ -1984,162 +1788,8 @@
     </w:tbl>
     <w:p>
       <w:pPr>
-        <w:spacing w:line="276" w:lineRule="auto"/>
-        <w:rPr>
-          <w:rFonts w:ascii="Times New Roman" w:hAnsi="Times New Roman" w:cs="Times New Roman"/>
-          <w:b/>
-          <w:bCs/>
-          <w:sz w:val="32"/>
-          <w:szCs w:val="32"/>
-        </w:rPr>
-      </w:pPr>
-    </w:p>
-    <w:p>
-      <w:pPr>
-        <w:spacing w:line="276" w:lineRule="auto"/>
-        <w:rPr>
-          <w:rFonts w:ascii="Times New Roman" w:hAnsi="Times New Roman" w:cs="Times New Roman"/>
-          <w:b/>
-          <w:bCs/>
-          <w:sz w:val="32"/>
-          <w:szCs w:val="32"/>
-        </w:rPr>
-      </w:pPr>
-    </w:p>
-    <w:p>
-      <w:pPr>
-        <w:spacing w:line="276" w:lineRule="auto"/>
-        <w:rPr>
-          <w:rFonts w:ascii="Times New Roman" w:hAnsi="Times New Roman" w:cs="Times New Roman"/>
-          <w:b/>
-          <w:bCs/>
-          <w:sz w:val="32"/>
-          <w:szCs w:val="32"/>
-        </w:rPr>
-      </w:pPr>
-    </w:p>
-    <w:p>
-      <w:pPr>
-        <w:spacing w:line="276" w:lineRule="auto"/>
-        <w:rPr>
-          <w:rFonts w:ascii="Times New Roman" w:hAnsi="Times New Roman" w:cs="Times New Roman"/>
-          <w:b/>
-          <w:bCs/>
-          <w:sz w:val="32"/>
-          <w:szCs w:val="32"/>
-        </w:rPr>
-      </w:pPr>
-    </w:p>
-    <w:p>
-      <w:pPr>
-        <w:spacing w:line="276" w:lineRule="auto"/>
-        <w:rPr>
-          <w:rFonts w:ascii="Times New Roman" w:hAnsi="Times New Roman" w:cs="Times New Roman"/>
-          <w:b/>
-          <w:bCs/>
-          <w:sz w:val="32"/>
-          <w:szCs w:val="32"/>
-        </w:rPr>
-      </w:pPr>
-    </w:p>
-    <w:p>
-      <w:pPr>
-        <w:spacing w:line="276" w:lineRule="auto"/>
-        <w:rPr>
-          <w:rFonts w:ascii="Times New Roman" w:hAnsi="Times New Roman" w:cs="Times New Roman"/>
-          <w:b/>
-          <w:bCs/>
-          <w:sz w:val="32"/>
-          <w:szCs w:val="32"/>
-        </w:rPr>
-      </w:pPr>
-    </w:p>
-    <w:p>
-      <w:pPr>
-        <w:spacing w:line="276" w:lineRule="auto"/>
-        <w:rPr>
-          <w:rFonts w:ascii="Times New Roman" w:hAnsi="Times New Roman" w:cs="Times New Roman"/>
-          <w:b/>
-          <w:bCs/>
-          <w:sz w:val="32"/>
-          <w:szCs w:val="32"/>
-        </w:rPr>
-      </w:pPr>
-    </w:p>
-    <w:p>
-      <w:pPr>
-        <w:spacing w:line="276" w:lineRule="auto"/>
-        <w:rPr>
-          <w:rFonts w:ascii="Times New Roman" w:hAnsi="Times New Roman" w:cs="Times New Roman"/>
-          <w:b/>
-          <w:bCs/>
-          <w:sz w:val="32"/>
-          <w:szCs w:val="32"/>
-        </w:rPr>
-      </w:pPr>
-    </w:p>
-    <w:p>
-      <w:pPr>
-        <w:spacing w:line="276" w:lineRule="auto"/>
-        <w:rPr>
-          <w:rFonts w:ascii="Times New Roman" w:hAnsi="Times New Roman" w:cs="Times New Roman"/>
-          <w:b/>
-          <w:bCs/>
-          <w:sz w:val="32"/>
-          <w:szCs w:val="32"/>
-        </w:rPr>
-      </w:pPr>
-    </w:p>
-    <w:p>
-      <w:pPr>
-        <w:spacing w:line="276" w:lineRule="auto"/>
-        <w:rPr>
-          <w:rFonts w:ascii="Times New Roman" w:hAnsi="Times New Roman" w:cs="Times New Roman"/>
-          <w:b/>
-          <w:bCs/>
-          <w:sz w:val="32"/>
-          <w:szCs w:val="32"/>
-        </w:rPr>
-      </w:pPr>
-    </w:p>
-    <w:p>
-      <w:pPr>
-        <w:spacing w:line="276" w:lineRule="auto"/>
-        <w:rPr>
-          <w:rFonts w:ascii="Times New Roman" w:hAnsi="Times New Roman" w:cs="Times New Roman"/>
-          <w:b/>
-          <w:bCs/>
-          <w:sz w:val="32"/>
-          <w:szCs w:val="32"/>
-        </w:rPr>
-      </w:pPr>
-    </w:p>
-    <w:p>
-      <w:pPr>
-        <w:spacing w:line="276" w:lineRule="auto"/>
-        <w:rPr>
-          <w:rFonts w:ascii="Times New Roman" w:hAnsi="Times New Roman" w:cs="Times New Roman"/>
-          <w:b/>
-          <w:bCs/>
-          <w:sz w:val="32"/>
-          <w:szCs w:val="32"/>
-        </w:rPr>
-      </w:pPr>
-    </w:p>
-    <w:p>
-      <w:pPr>
-        <w:spacing w:line="276" w:lineRule="auto"/>
-        <w:rPr>
-          <w:rFonts w:ascii="Times New Roman" w:hAnsi="Times New Roman" w:cs="Times New Roman"/>
-          <w:b/>
-          <w:bCs/>
-          <w:sz w:val="32"/>
-          <w:szCs w:val="32"/>
-        </w:rPr>
-      </w:pPr>
-    </w:p>
-    <w:p>
-      <w:pPr>
+        <w:pStyle w:val="Heading1"/>
+        <w:pageBreakBefore/>
         <w:spacing w:line="360" w:lineRule="auto"/>
         <w:rPr>
           <w:rFonts w:ascii="Times New Roman" w:hAnsi="Times New Roman" w:cs="Times New Roman"/>
@@ -2154,6 +1804,7 @@
           <w:rFonts w:ascii="Times New Roman" w:hAnsi="Times New Roman" w:cs="Times New Roman"/>
           <w:b/>
           <w:bCs/>
+          <w:color w:val="000000"/>
           <w:sz w:val="32"/>
           <w:szCs w:val="32"/>
         </w:rPr>
@@ -2162,631 +1813,26 @@
       </w:r>
     </w:p>
     <w:p>
-      <w:pPr>
-        <w:spacing w:line="360" w:lineRule="auto"/>
-        <w:rPr>
-          <w:rFonts w:ascii="Times New Roman" w:hAnsi="Times New Roman" w:cs="Times New Roman"/>
-        </w:rPr>
-      </w:pPr>
       <w:r>
-        <w:rPr>
-          <w:rFonts w:ascii="Times New Roman" w:hAnsi="Times New Roman" w:cs="Times New Roman"/>
-        </w:rPr>
-        <w:t>Executive Summary ……………………………………………………………...………… 05</w:t>
+        <w:fldChar w:fldCharType="begin" w:dirty="true"/>
+      </w:r>
+      <w:r>
+        <w:instrText xml:space="preserve"> TOC \o "1-3" \h \z \u </w:instrText>
+      </w:r>
+      <w:r>
+        <w:fldChar w:fldCharType="separate"/>
+      </w:r>
+      <w:r>
+        <w:t>Right-click here and choose "Update Field" (or press F9) to generate the table of contents.</w:t>
+      </w:r>
+      <w:r>
+        <w:fldChar w:fldCharType="end"/>
       </w:r>
     </w:p>
     <w:p>
       <w:pPr>
-        <w:spacing w:line="360" w:lineRule="auto"/>
-      </w:pPr>
-      <w:r>
-        <w:rPr>
-          <w:rFonts w:ascii="Times New Roman" w:hAnsi="Times New Roman" w:cs="Times New Roman"/>
-        </w:rPr>
-        <w:t>Executive Dashboard</w:t>
-      </w:r>
-      <w:r>
-        <w:t xml:space="preserve"> </w:t>
-      </w:r>
-      <w:r>
-        <w:rPr>
-          <w:rFonts w:ascii="Times New Roman" w:hAnsi="Times New Roman" w:cs="Times New Roman"/>
-        </w:rPr>
-        <w:t>……………………………………………………………..………… 06</w:t>
-      </w:r>
-    </w:p>
-    <w:p>
-      <w:pPr>
-        <w:spacing w:line="360" w:lineRule="auto"/>
-        <w:rPr>
-          <w:rFonts w:ascii="Times New Roman" w:hAnsi="Times New Roman" w:cs="Times New Roman"/>
-        </w:rPr>
-      </w:pPr>
-      <w:r>
-        <w:rPr>
-          <w:rFonts w:ascii="Times New Roman" w:hAnsi="Times New Roman" w:cs="Times New Roman"/>
-        </w:rPr>
-        <w:t>1. Purpose ………………………….……………………………………………..………… 09</w:t>
-      </w:r>
-    </w:p>
-    <w:p>
-      <w:pPr>
-        <w:spacing w:line="360" w:lineRule="auto"/>
-        <w:rPr>
-          <w:rFonts w:ascii="Times New Roman" w:hAnsi="Times New Roman" w:cs="Times New Roman"/>
-        </w:rPr>
-      </w:pPr>
-      <w:r>
-        <w:rPr>
-          <w:rFonts w:ascii="Times New Roman" w:hAnsi="Times New Roman" w:cs="Times New Roman"/>
-        </w:rPr>
-        <w:t>2. Scope ………………………….……………………………………………..………...… 10</w:t>
-      </w:r>
-    </w:p>
-    <w:p>
-      <w:pPr>
-        <w:spacing w:line="360" w:lineRule="auto"/>
-        <w:rPr>
-          <w:rFonts w:ascii="Times New Roman" w:hAnsi="Times New Roman" w:cs="Times New Roman"/>
-        </w:rPr>
-      </w:pPr>
-      <w:r>
-        <w:rPr>
-          <w:rFonts w:ascii="Times New Roman" w:hAnsi="Times New Roman" w:cs="Times New Roman"/>
-        </w:rPr>
-        <w:tab/>
-        <w:t>2.1 In Scope …….…………………………………………………………………... 10</w:t>
-      </w:r>
-    </w:p>
-    <w:p>
-      <w:pPr>
-        <w:spacing w:line="360" w:lineRule="auto"/>
-        <w:ind w:firstLine="720"/>
-        <w:rPr>
-          <w:rFonts w:ascii="Times New Roman" w:hAnsi="Times New Roman" w:cs="Times New Roman"/>
-        </w:rPr>
-      </w:pPr>
-      <w:r>
-        <w:rPr>
-          <w:rFonts w:ascii="Times New Roman" w:hAnsi="Times New Roman" w:cs="Times New Roman"/>
-        </w:rPr>
-        <w:t>2.2 Out of Scope ………………………………………………………...………….. 10</w:t>
-      </w:r>
-    </w:p>
-    <w:p>
-      <w:pPr>
-        <w:spacing w:line="360" w:lineRule="auto"/>
-        <w:ind w:firstLine="720"/>
-        <w:rPr>
-          <w:rFonts w:ascii="Times New Roman" w:hAnsi="Times New Roman" w:cs="Times New Roman"/>
-        </w:rPr>
-      </w:pPr>
-      <w:r>
-        <w:rPr>
-          <w:rFonts w:ascii="Times New Roman" w:hAnsi="Times New Roman" w:cs="Times New Roman"/>
-        </w:rPr>
-        <w:t>2.3 Assumptions and Constraints ………………………..……………...………….. 11</w:t>
-      </w:r>
-    </w:p>
-    <w:p>
-      <w:pPr>
-        <w:spacing w:line="360" w:lineRule="auto"/>
-        <w:rPr>
-          <w:rFonts w:ascii="Times New Roman" w:hAnsi="Times New Roman" w:cs="Times New Roman"/>
-        </w:rPr>
-      </w:pPr>
-      <w:r>
-        <w:rPr>
-          <w:rFonts w:ascii="Times New Roman" w:hAnsi="Times New Roman" w:cs="Times New Roman"/>
-        </w:rPr>
-        <w:t>3. Audit Criteria and Methodology ………………………….……………………...……… 12</w:t>
-      </w:r>
-    </w:p>
-    <w:p>
-      <w:pPr>
-        <w:spacing w:line="360" w:lineRule="auto"/>
-        <w:ind w:firstLine="720"/>
-        <w:rPr>
-          <w:rFonts w:ascii="Times New Roman" w:hAnsi="Times New Roman" w:cs="Times New Roman"/>
-        </w:rPr>
-      </w:pPr>
-      <w:r>
-        <w:rPr>
-          <w:rFonts w:ascii="Times New Roman" w:hAnsi="Times New Roman" w:cs="Times New Roman"/>
-        </w:rPr>
-        <w:t>3.1 Audit Criteria …………………...............…………………………...………….. 12</w:t>
-      </w:r>
-    </w:p>
-    <w:p>
-      <w:pPr>
-        <w:spacing w:line="360" w:lineRule="auto"/>
-        <w:ind w:firstLine="720"/>
-        <w:rPr>
-          <w:rFonts w:ascii="Times New Roman" w:hAnsi="Times New Roman" w:cs="Times New Roman"/>
-        </w:rPr>
-      </w:pPr>
-      <w:r>
-        <w:rPr>
-          <w:rFonts w:ascii="Times New Roman" w:hAnsi="Times New Roman" w:cs="Times New Roman"/>
-        </w:rPr>
-        <w:t>3.2 Method of Assessment …………………...………….……………...………….. 12</w:t>
-      </w:r>
-    </w:p>
-    <w:p>
-      <w:pPr>
-        <w:spacing w:line="360" w:lineRule="auto"/>
-        <w:ind w:firstLine="720"/>
-        <w:rPr>
-          <w:rFonts w:ascii="Times New Roman" w:hAnsi="Times New Roman" w:cs="Times New Roman"/>
-        </w:rPr>
-      </w:pPr>
-      <w:r>
-        <w:rPr>
-          <w:rFonts w:ascii="Times New Roman" w:hAnsi="Times New Roman" w:cs="Times New Roman"/>
-        </w:rPr>
-        <w:t>3.3 Evidence of Sources ……………….…...…...……….……………...………….. 12</w:t>
-      </w:r>
-    </w:p>
-    <w:p>
-      <w:pPr>
-        <w:spacing w:line="360" w:lineRule="auto"/>
-        <w:rPr>
-          <w:rFonts w:ascii="Times New Roman" w:hAnsi="Times New Roman" w:cs="Times New Roman"/>
-        </w:rPr>
-      </w:pPr>
-      <w:r>
-        <w:rPr>
-          <w:rFonts w:ascii="Times New Roman" w:hAnsi="Times New Roman" w:cs="Times New Roman"/>
-        </w:rPr>
-        <w:t>4. Compliance Summary ………………………….……………………...………………… 13</w:t>
-      </w:r>
-    </w:p>
-    <w:p>
-      <w:pPr>
-        <w:spacing w:line="360" w:lineRule="auto"/>
-        <w:ind w:firstLine="720"/>
-        <w:rPr>
-          <w:rFonts w:ascii="Times New Roman" w:hAnsi="Times New Roman" w:cs="Times New Roman"/>
-        </w:rPr>
-      </w:pPr>
-      <w:r>
-        <w:rPr>
-          <w:rFonts w:ascii="Times New Roman" w:hAnsi="Times New Roman" w:cs="Times New Roman"/>
-        </w:rPr>
-        <w:t>4.1 Rating Definitions ……………...............…………………………...………….. 13</w:t>
-      </w:r>
-    </w:p>
-    <w:p>
-      <w:pPr>
-        <w:spacing w:line="360" w:lineRule="auto"/>
-        <w:ind w:firstLine="720"/>
-        <w:rPr>
-          <w:rFonts w:ascii="Times New Roman" w:hAnsi="Times New Roman" w:cs="Times New Roman"/>
-        </w:rPr>
-      </w:pPr>
-      <w:r>
-        <w:rPr>
-          <w:rFonts w:ascii="Times New Roman" w:hAnsi="Times New Roman" w:cs="Times New Roman"/>
-        </w:rPr>
-        <w:t>4.2 Domain / Control Family Summary …………………...………….…...……….. 13</w:t>
-      </w:r>
-    </w:p>
-    <w:p>
-      <w:pPr>
-        <w:spacing w:line="360" w:lineRule="auto"/>
-        <w:ind w:firstLine="720"/>
-        <w:rPr>
-          <w:rFonts w:ascii="Times New Roman" w:hAnsi="Times New Roman" w:cs="Times New Roman"/>
-        </w:rPr>
-      </w:pPr>
-      <w:r>
-        <w:rPr>
-          <w:rFonts w:ascii="Times New Roman" w:hAnsi="Times New Roman" w:cs="Times New Roman"/>
-        </w:rPr>
-        <w:t>4.3 Finding Severity Summary ……..….…...…...……….……………...………….. 14</w:t>
-      </w:r>
-    </w:p>
-    <w:p>
-      <w:pPr>
-        <w:spacing w:line="360" w:lineRule="auto"/>
-        <w:rPr>
-          <w:rFonts w:ascii="Times New Roman" w:hAnsi="Times New Roman" w:cs="Times New Roman"/>
-        </w:rPr>
-      </w:pPr>
-      <w:r>
-        <w:rPr>
-          <w:rFonts w:ascii="Times New Roman" w:hAnsi="Times New Roman" w:cs="Times New Roman"/>
-        </w:rPr>
-        <w:t>5. Areas of Strength ………………………………………….……………………...……… 15</w:t>
-      </w:r>
-    </w:p>
-    <w:p>
-      <w:pPr>
-        <w:spacing w:line="360" w:lineRule="auto"/>
-        <w:rPr>
-          <w:rFonts w:ascii="Times New Roman" w:hAnsi="Times New Roman" w:cs="Times New Roman"/>
-        </w:rPr>
-      </w:pPr>
-      <w:r>
-        <w:rPr>
-          <w:rFonts w:ascii="Times New Roman" w:hAnsi="Times New Roman" w:cs="Times New Roman"/>
-        </w:rPr>
-        <w:t>6. Detailed Findings ………………………………………….……………………...…...… 16</w:t>
-      </w:r>
-    </w:p>
-    <w:p>
-      <w:pPr>
-        <w:spacing w:line="360" w:lineRule="auto"/>
-        <w:ind w:firstLine="720"/>
-        <w:rPr>
-          <w:rFonts w:ascii="Times New Roman" w:hAnsi="Times New Roman" w:cs="Times New Roman"/>
-        </w:rPr>
-      </w:pPr>
-      <w:r>
-        <w:rPr>
-          <w:rFonts w:ascii="Times New Roman" w:hAnsi="Times New Roman" w:cs="Times New Roman"/>
-        </w:rPr>
-        <w:t>6.1 Control Name ……………...............……………...………………...………….. 16</w:t>
-      </w:r>
-    </w:p>
-    <w:p>
-      <w:pPr>
-        <w:spacing w:line="360" w:lineRule="auto"/>
-        <w:ind w:firstLine="720"/>
-        <w:rPr>
-          <w:rFonts w:ascii="Times New Roman" w:hAnsi="Times New Roman" w:cs="Times New Roman"/>
-        </w:rPr>
-      </w:pPr>
-      <w:r>
-        <w:rPr>
-          <w:rFonts w:ascii="Times New Roman" w:hAnsi="Times New Roman" w:cs="Times New Roman"/>
-        </w:rPr>
-        <w:t>6.2 Control Name ……………...............……………...………………...………….. 17</w:t>
-      </w:r>
-    </w:p>
-    <w:p>
-      <w:pPr>
-        <w:spacing w:line="360" w:lineRule="auto"/>
-        <w:ind w:firstLine="720"/>
-        <w:rPr>
-          <w:rFonts w:ascii="Times New Roman" w:hAnsi="Times New Roman" w:cs="Times New Roman"/>
-        </w:rPr>
-      </w:pPr>
-      <w:r>
-        <w:rPr>
-          <w:rFonts w:ascii="Times New Roman" w:hAnsi="Times New Roman" w:cs="Times New Roman"/>
-        </w:rPr>
-        <w:t>6.3 Control Name ……………...............……………...………………...………….. 18</w:t>
-      </w:r>
-    </w:p>
-    <w:p>
-      <w:pPr>
-        <w:spacing w:line="360" w:lineRule="auto"/>
-        <w:ind w:firstLine="720"/>
-        <w:rPr>
-          <w:rFonts w:ascii="Times New Roman" w:hAnsi="Times New Roman" w:cs="Times New Roman"/>
-        </w:rPr>
-      </w:pPr>
-      <w:r>
-        <w:rPr>
-          <w:rFonts w:ascii="Times New Roman" w:hAnsi="Times New Roman" w:cs="Times New Roman"/>
-        </w:rPr>
-        <w:t>6.4 Control Name ……………...............……………...………………...………….. 19</w:t>
-      </w:r>
-    </w:p>
-    <w:p>
-      <w:pPr>
-        <w:spacing w:line="360" w:lineRule="auto"/>
-        <w:rPr>
-          <w:rFonts w:ascii="Times New Roman" w:hAnsi="Times New Roman" w:cs="Times New Roman"/>
-        </w:rPr>
-      </w:pPr>
-      <w:r>
-        <w:rPr>
-          <w:rFonts w:ascii="Times New Roman" w:hAnsi="Times New Roman" w:cs="Times New Roman"/>
-        </w:rPr>
-        <w:t>7. Recommendations and Remediation Plan …………………………………………..…… 20</w:t>
-      </w:r>
-    </w:p>
-    <w:p>
-      <w:pPr>
-        <w:spacing w:line="360" w:lineRule="auto"/>
-        <w:ind w:firstLine="720"/>
-        <w:rPr>
-          <w:rFonts w:ascii="Times New Roman" w:hAnsi="Times New Roman" w:cs="Times New Roman"/>
-        </w:rPr>
-      </w:pPr>
-      <w:r>
-        <w:rPr>
-          <w:rFonts w:ascii="Times New Roman" w:hAnsi="Times New Roman" w:cs="Times New Roman"/>
-        </w:rPr>
-        <w:t>7.1 Prioritised Actions ……………...............………...………….……...………….. 20</w:t>
-      </w:r>
-    </w:p>
-    <w:p>
-      <w:pPr>
-        <w:spacing w:line="360" w:lineRule="auto"/>
-        <w:rPr>
-          <w:rFonts w:ascii="Times New Roman" w:hAnsi="Times New Roman" w:cs="Times New Roman"/>
-          <w:b/>
-          <w:bCs/>
-          <w:sz w:val="32"/>
-          <w:szCs w:val="32"/>
-        </w:rPr>
-      </w:pPr>
-      <w:r>
-        <w:rPr>
-          <w:rFonts w:ascii="Times New Roman" w:hAnsi="Times New Roman" w:cs="Times New Roman"/>
-          <w:b/>
-          <w:bCs/>
-          <w:sz w:val="32"/>
-          <w:szCs w:val="32"/>
-        </w:rPr>
-        <w:lastRenderedPageBreak/>
-        <w:t>Table of Contents (Continued)</w:t>
-      </w:r>
-    </w:p>
-    <w:p>
-      <w:pPr>
-        <w:spacing w:line="360" w:lineRule="auto"/>
-        <w:ind w:firstLine="720"/>
-        <w:rPr>
-          <w:rFonts w:ascii="Times New Roman" w:hAnsi="Times New Roman" w:cs="Times New Roman"/>
-        </w:rPr>
-      </w:pPr>
-      <w:r>
-        <w:rPr>
-          <w:rFonts w:ascii="Times New Roman" w:hAnsi="Times New Roman" w:cs="Times New Roman"/>
-        </w:rPr>
-        <w:t>7.2 Progress Tracking …...…………..............………...………………...………….. 20</w:t>
-      </w:r>
-    </w:p>
-    <w:p>
-      <w:pPr>
-        <w:spacing w:line="360" w:lineRule="auto"/>
-        <w:rPr>
-          <w:rFonts w:ascii="Times New Roman" w:hAnsi="Times New Roman" w:cs="Times New Roman"/>
-        </w:rPr>
-      </w:pPr>
-      <w:r>
-        <w:rPr>
-          <w:rFonts w:ascii="Times New Roman" w:hAnsi="Times New Roman" w:cs="Times New Roman"/>
-        </w:rPr>
-        <w:t>8. Conclusion ………………………………………….…………………………….……… 21</w:t>
-      </w:r>
-    </w:p>
-    <w:p>
-      <w:pPr>
-        <w:spacing w:line="360" w:lineRule="auto"/>
-        <w:rPr>
-          <w:rFonts w:ascii="Times New Roman" w:hAnsi="Times New Roman" w:cs="Times New Roman"/>
-        </w:rPr>
-      </w:pPr>
-      <w:r>
-        <w:rPr>
-          <w:rFonts w:ascii="Times New Roman" w:hAnsi="Times New Roman" w:cs="Times New Roman"/>
-        </w:rPr>
-        <w:t>Appendix A – Evidence Register …………………………………………………...……… 22</w:t>
-      </w:r>
-    </w:p>
-    <w:p>
-      <w:pPr>
-        <w:spacing w:line="360" w:lineRule="auto"/>
-        <w:rPr>
-          <w:rFonts w:ascii="Times New Roman" w:hAnsi="Times New Roman" w:cs="Times New Roman"/>
-        </w:rPr>
-      </w:pPr>
-      <w:r>
-        <w:rPr>
-          <w:rFonts w:ascii="Times New Roman" w:hAnsi="Times New Roman" w:cs="Times New Roman"/>
-        </w:rPr>
-        <w:t>Appendix B – Control / Requirement Mapping ……………………………………….…… 23</w:t>
-      </w:r>
-      <w:r>
-        <w:rPr>
-          <w:rFonts w:ascii="Times New Roman" w:hAnsi="Times New Roman" w:cs="Times New Roman"/>
-        </w:rPr>
-        <w:br/>
-      </w:r>
-    </w:p>
-    <w:p>
-      <w:pPr>
-        <w:spacing w:line="360" w:lineRule="auto"/>
-        <w:rPr>
-          <w:rFonts w:ascii="Times New Roman" w:hAnsi="Times New Roman" w:cs="Times New Roman"/>
-        </w:rPr>
-      </w:pPr>
-    </w:p>
-    <w:p>
-      <w:pPr>
-        <w:spacing w:line="360" w:lineRule="auto"/>
-        <w:rPr>
-          <w:rFonts w:ascii="Times New Roman" w:hAnsi="Times New Roman" w:cs="Times New Roman"/>
-        </w:rPr>
-      </w:pPr>
-    </w:p>
-    <w:p>
-      <w:pPr>
-        <w:spacing w:line="276" w:lineRule="auto"/>
-        <w:rPr>
-          <w:rFonts w:ascii="Times New Roman" w:hAnsi="Times New Roman" w:cs="Times New Roman"/>
-          <w:b/>
-          <w:bCs/>
-          <w:sz w:val="32"/>
-          <w:szCs w:val="32"/>
-        </w:rPr>
-      </w:pPr>
-    </w:p>
-    <w:p>
-      <w:pPr>
-        <w:spacing w:line="276" w:lineRule="auto"/>
-        <w:rPr>
-          <w:rFonts w:ascii="Times New Roman" w:hAnsi="Times New Roman" w:cs="Times New Roman"/>
-          <w:b/>
-          <w:bCs/>
-          <w:sz w:val="32"/>
-          <w:szCs w:val="32"/>
-        </w:rPr>
-      </w:pPr>
-    </w:p>
-    <w:p>
-      <w:pPr>
-        <w:spacing w:line="276" w:lineRule="auto"/>
-        <w:rPr>
-          <w:rFonts w:ascii="Times New Roman" w:hAnsi="Times New Roman" w:cs="Times New Roman"/>
-          <w:b/>
-          <w:bCs/>
-          <w:sz w:val="32"/>
-          <w:szCs w:val="32"/>
-        </w:rPr>
-      </w:pPr>
-    </w:p>
-    <w:p>
-      <w:pPr>
-        <w:spacing w:line="276" w:lineRule="auto"/>
-        <w:rPr>
-          <w:rFonts w:ascii="Times New Roman" w:hAnsi="Times New Roman" w:cs="Times New Roman"/>
-          <w:b/>
-          <w:bCs/>
-          <w:sz w:val="32"/>
-          <w:szCs w:val="32"/>
-        </w:rPr>
-      </w:pPr>
-    </w:p>
-    <w:p>
-      <w:pPr>
-        <w:spacing w:line="276" w:lineRule="auto"/>
-        <w:rPr>
-          <w:rFonts w:ascii="Times New Roman" w:hAnsi="Times New Roman" w:cs="Times New Roman"/>
-          <w:b/>
-          <w:bCs/>
-          <w:sz w:val="32"/>
-          <w:szCs w:val="32"/>
-        </w:rPr>
-      </w:pPr>
-    </w:p>
-    <w:p>
-      <w:pPr>
-        <w:spacing w:line="276" w:lineRule="auto"/>
-        <w:rPr>
-          <w:rFonts w:ascii="Times New Roman" w:hAnsi="Times New Roman" w:cs="Times New Roman"/>
-          <w:b/>
-          <w:bCs/>
-          <w:sz w:val="32"/>
-          <w:szCs w:val="32"/>
-        </w:rPr>
-      </w:pPr>
-    </w:p>
-    <w:p>
-      <w:pPr>
-        <w:spacing w:line="276" w:lineRule="auto"/>
-        <w:rPr>
-          <w:rFonts w:ascii="Times New Roman" w:hAnsi="Times New Roman" w:cs="Times New Roman"/>
-          <w:b/>
-          <w:bCs/>
-          <w:sz w:val="32"/>
-          <w:szCs w:val="32"/>
-        </w:rPr>
-      </w:pPr>
-    </w:p>
-    <w:p>
-      <w:pPr>
-        <w:spacing w:line="276" w:lineRule="auto"/>
-        <w:rPr>
-          <w:rFonts w:ascii="Times New Roman" w:hAnsi="Times New Roman" w:cs="Times New Roman"/>
-          <w:b/>
-          <w:bCs/>
-          <w:sz w:val="32"/>
-          <w:szCs w:val="32"/>
-        </w:rPr>
-      </w:pPr>
-    </w:p>
-    <w:p>
-      <w:pPr>
-        <w:spacing w:line="360" w:lineRule="auto"/>
-        <w:rPr>
-          <w:rFonts w:ascii="Times New Roman" w:hAnsi="Times New Roman" w:cs="Times New Roman"/>
-          <w:b/>
-          <w:bCs/>
-          <w:sz w:val="32"/>
-          <w:szCs w:val="32"/>
-        </w:rPr>
-      </w:pPr>
-    </w:p>
-    <w:p>
-      <w:pPr>
-        <w:spacing w:line="360" w:lineRule="auto"/>
-        <w:rPr>
-          <w:rFonts w:ascii="Times New Roman" w:hAnsi="Times New Roman" w:cs="Times New Roman"/>
-          <w:b/>
-          <w:bCs/>
-          <w:sz w:val="32"/>
-          <w:szCs w:val="32"/>
-        </w:rPr>
-      </w:pPr>
-    </w:p>
-    <w:p>
-      <w:pPr>
-        <w:spacing w:line="360" w:lineRule="auto"/>
-        <w:rPr>
-          <w:rFonts w:ascii="Times New Roman" w:hAnsi="Times New Roman" w:cs="Times New Roman"/>
-          <w:b/>
-          <w:bCs/>
-          <w:sz w:val="32"/>
-          <w:szCs w:val="32"/>
-        </w:rPr>
-      </w:pPr>
-    </w:p>
-    <w:p>
-      <w:pPr>
-        <w:spacing w:line="360" w:lineRule="auto"/>
-        <w:rPr>
-          <w:rFonts w:ascii="Times New Roman" w:hAnsi="Times New Roman" w:cs="Times New Roman"/>
-          <w:b/>
-          <w:bCs/>
-          <w:sz w:val="32"/>
-          <w:szCs w:val="32"/>
-        </w:rPr>
-      </w:pPr>
-    </w:p>
-    <w:p>
-      <w:pPr>
-        <w:spacing w:line="360" w:lineRule="auto"/>
-        <w:rPr>
-          <w:rFonts w:ascii="Times New Roman" w:hAnsi="Times New Roman" w:cs="Times New Roman"/>
-          <w:b/>
-          <w:bCs/>
-          <w:sz w:val="32"/>
-          <w:szCs w:val="32"/>
-        </w:rPr>
-      </w:pPr>
-    </w:p>
-    <w:p>
-      <w:pPr>
-        <w:spacing w:line="360" w:lineRule="auto"/>
-        <w:rPr>
-          <w:rFonts w:ascii="Times New Roman" w:hAnsi="Times New Roman" w:cs="Times New Roman"/>
-          <w:b/>
-          <w:bCs/>
-          <w:sz w:val="32"/>
-          <w:szCs w:val="32"/>
-        </w:rPr>
-      </w:pPr>
-    </w:p>
-    <w:p>
-      <w:pPr>
-        <w:spacing w:line="360" w:lineRule="auto"/>
-        <w:rPr>
-          <w:rFonts w:ascii="Times New Roman" w:hAnsi="Times New Roman" w:cs="Times New Roman"/>
-          <w:b/>
-          <w:bCs/>
-          <w:sz w:val="32"/>
-          <w:szCs w:val="32"/>
-        </w:rPr>
-      </w:pPr>
-    </w:p>
-    <w:p>
-      <w:pPr>
+        <w:pStyle w:val="Heading1"/>
+        <w:pageBreakBefore/>
         <w:spacing w:line="360" w:lineRule="auto"/>
         <w:jc w:val="both"/>
         <w:rPr>
@@ -2802,6 +1848,7 @@
           <w:rFonts w:ascii="Times New Roman" w:hAnsi="Times New Roman" w:cs="Times New Roman"/>
           <w:b/>
           <w:bCs/>
+          <w:color w:val="000000"/>
           <w:sz w:val="32"/>
           <w:szCs w:val="32"/>
         </w:rPr>
@@ -2811,6 +1858,7 @@
     </w:p>
     <w:p>
       <w:pPr>
+        <w:pStyle w:val="Heading2"/>
         <w:spacing w:line="360" w:lineRule="auto"/>
         <w:jc w:val="both"/>
         <w:rPr>
@@ -2824,6 +1872,8 @@
           <w:rFonts w:ascii="Times New Roman" w:hAnsi="Times New Roman" w:cs="Times New Roman"/>
           <w:b/>
           <w:bCs/>
+          <w:color w:val="000000"/>
+          <w:sz w:val="24"/>
         </w:rPr>
         <w:t>Objective and Context</w:t>
       </w:r>
@@ -2848,6 +1898,7 @@
     </w:p>
     <w:p>
       <w:pPr>
+        <w:pStyle w:val="Heading2"/>
         <w:spacing w:line="360" w:lineRule="auto"/>
         <w:jc w:val="both"/>
         <w:rPr>
@@ -2861,6 +1912,8 @@
           <w:rFonts w:ascii="Times New Roman" w:hAnsi="Times New Roman" w:cs="Times New Roman"/>
           <w:b/>
           <w:bCs/>
+          <w:color w:val="000000"/>
+          <w:sz w:val="24"/>
         </w:rPr>
         <w:t>Key Findings</w:t>
       </w:r>
@@ -2933,6 +1986,7 @@
     </w:p>
     <w:p>
       <w:pPr>
+        <w:pStyle w:val="Heading2"/>
         <w:spacing w:line="360" w:lineRule="auto"/>
         <w:jc w:val="both"/>
         <w:rPr>
@@ -2946,6 +2000,8 @@
           <w:rFonts w:ascii="Times New Roman" w:hAnsi="Times New Roman" w:cs="Times New Roman"/>
           <w:b/>
           <w:bCs/>
+          <w:color w:val="000000"/>
+          <w:sz w:val="24"/>
         </w:rPr>
         <w:t>Overall Conclusion</w:t>
       </w:r>
@@ -2969,174 +2025,8 @@
     </w:p>
     <w:p>
       <w:pPr>
-        <w:spacing w:line="276" w:lineRule="auto"/>
-        <w:rPr>
-          <w:rFonts w:ascii="Times New Roman" w:hAnsi="Times New Roman" w:cs="Times New Roman"/>
-          <w:b/>
-          <w:bCs/>
-          <w:sz w:val="32"/>
-          <w:szCs w:val="32"/>
-        </w:rPr>
-      </w:pPr>
-    </w:p>
-    <w:p>
-      <w:pPr>
-        <w:spacing w:line="276" w:lineRule="auto"/>
-        <w:rPr>
-          <w:rFonts w:ascii="Times New Roman" w:hAnsi="Times New Roman" w:cs="Times New Roman"/>
-          <w:b/>
-          <w:bCs/>
-          <w:sz w:val="32"/>
-          <w:szCs w:val="32"/>
-        </w:rPr>
-      </w:pPr>
-    </w:p>
-    <w:p>
-      <w:pPr>
-        <w:spacing w:line="276" w:lineRule="auto"/>
-        <w:rPr>
-          <w:rFonts w:ascii="Times New Roman" w:hAnsi="Times New Roman" w:cs="Times New Roman"/>
-          <w:b/>
-          <w:bCs/>
-          <w:sz w:val="32"/>
-          <w:szCs w:val="32"/>
-        </w:rPr>
-      </w:pPr>
-    </w:p>
-    <w:p>
-      <w:pPr>
-        <w:spacing w:line="276" w:lineRule="auto"/>
-        <w:rPr>
-          <w:rFonts w:ascii="Times New Roman" w:hAnsi="Times New Roman" w:cs="Times New Roman"/>
-          <w:b/>
-          <w:bCs/>
-          <w:sz w:val="32"/>
-          <w:szCs w:val="32"/>
-        </w:rPr>
-      </w:pPr>
-    </w:p>
-    <w:p>
-      <w:pPr>
-        <w:spacing w:line="276" w:lineRule="auto"/>
-        <w:rPr>
-          <w:rFonts w:ascii="Times New Roman" w:hAnsi="Times New Roman" w:cs="Times New Roman"/>
-          <w:b/>
-          <w:bCs/>
-          <w:sz w:val="32"/>
-          <w:szCs w:val="32"/>
-        </w:rPr>
-      </w:pPr>
-    </w:p>
-    <w:p>
-      <w:pPr>
-        <w:spacing w:line="276" w:lineRule="auto"/>
-        <w:rPr>
-          <w:rFonts w:ascii="Times New Roman" w:hAnsi="Times New Roman" w:cs="Times New Roman"/>
-          <w:b/>
-          <w:bCs/>
-          <w:sz w:val="32"/>
-          <w:szCs w:val="32"/>
-        </w:rPr>
-      </w:pPr>
-    </w:p>
-    <w:p>
-      <w:pPr>
-        <w:spacing w:line="276" w:lineRule="auto"/>
-        <w:rPr>
-          <w:rFonts w:ascii="Times New Roman" w:hAnsi="Times New Roman" w:cs="Times New Roman"/>
-          <w:b/>
-          <w:bCs/>
-          <w:sz w:val="32"/>
-          <w:szCs w:val="32"/>
-        </w:rPr>
-      </w:pPr>
-    </w:p>
-    <w:p>
-      <w:pPr>
-        <w:spacing w:line="276" w:lineRule="auto"/>
-        <w:rPr>
-          <w:rFonts w:ascii="Times New Roman" w:hAnsi="Times New Roman" w:cs="Times New Roman"/>
-          <w:b/>
-          <w:bCs/>
-          <w:sz w:val="32"/>
-          <w:szCs w:val="32"/>
-        </w:rPr>
-      </w:pPr>
-    </w:p>
-    <w:p>
-      <w:pPr>
-        <w:spacing w:line="276" w:lineRule="auto"/>
-        <w:rPr>
-          <w:rFonts w:ascii="Times New Roman" w:hAnsi="Times New Roman" w:cs="Times New Roman"/>
-          <w:b/>
-          <w:bCs/>
-          <w:sz w:val="32"/>
-          <w:szCs w:val="32"/>
-        </w:rPr>
-      </w:pPr>
-    </w:p>
-    <w:p>
-      <w:pPr>
-        <w:spacing w:line="276" w:lineRule="auto"/>
-        <w:rPr>
-          <w:rFonts w:ascii="Times New Roman" w:hAnsi="Times New Roman" w:cs="Times New Roman"/>
-          <w:b/>
-          <w:bCs/>
-          <w:sz w:val="32"/>
-          <w:szCs w:val="32"/>
-        </w:rPr>
-      </w:pPr>
-    </w:p>
-    <w:p>
-      <w:pPr>
-        <w:spacing w:line="276" w:lineRule="auto"/>
-        <w:rPr>
-          <w:rFonts w:ascii="Times New Roman" w:hAnsi="Times New Roman" w:cs="Times New Roman"/>
-          <w:b/>
-          <w:bCs/>
-          <w:sz w:val="32"/>
-          <w:szCs w:val="32"/>
-        </w:rPr>
-      </w:pPr>
-    </w:p>
-    <w:p>
-      <w:pPr>
-        <w:spacing w:line="276" w:lineRule="auto"/>
-        <w:rPr>
-          <w:rFonts w:ascii="Times New Roman" w:hAnsi="Times New Roman" w:cs="Times New Roman"/>
-          <w:b/>
-          <w:bCs/>
-          <w:sz w:val="32"/>
-          <w:szCs w:val="32"/>
-        </w:rPr>
-      </w:pPr>
-    </w:p>
-    <w:p>
-      <w:pPr>
-        <w:spacing w:line="276" w:lineRule="auto"/>
-        <w:rPr>
-          <w:rFonts w:ascii="Times New Roman" w:hAnsi="Times New Roman" w:cs="Times New Roman"/>
-          <w:b/>
-          <w:bCs/>
-          <w:sz w:val="32"/>
-          <w:szCs w:val="32"/>
-        </w:rPr>
-      </w:pPr>
-    </w:p>
-    <w:p>
-      <w:pPr>
-        <w:spacing w:line="360" w:lineRule="auto"/>
-        <w:rPr>
-          <w:rFonts w:ascii="Times New Roman" w:hAnsi="Times New Roman" w:cs="Times New Roman"/>
-          <w:b/>
-          <w:bCs/>
-          <w:sz w:val="32"/>
-          <w:szCs w:val="32"/>
-        </w:rPr>
-      </w:pPr>
-    </w:p>
-    <w:p>
-      <w:pPr>
+        <w:pStyle w:val="Heading1"/>
+        <w:pageBreakBefore/>
         <w:spacing w:line="360" w:lineRule="auto"/>
         <w:rPr>
           <w:rFonts w:ascii="Times New Roman" w:hAnsi="Times New Roman" w:cs="Times New Roman"/>
@@ -3151,6 +2041,7 @@
           <w:rFonts w:ascii="Times New Roman" w:hAnsi="Times New Roman" w:cs="Times New Roman"/>
           <w:b/>
           <w:bCs/>
+          <w:color w:val="000000"/>
           <w:sz w:val="32"/>
           <w:szCs w:val="32"/>
         </w:rPr>
@@ -3179,6 +2070,7 @@
     </w:p>
     <w:p>
       <w:pPr>
+        <w:pStyle w:val="Heading2"/>
         <w:spacing w:line="360" w:lineRule="auto"/>
         <w:rPr>
           <w:rFonts w:ascii="Times New Roman" w:hAnsi="Times New Roman" w:cs="Times New Roman"/>
@@ -3191,6 +2083,8 @@
           <w:rFonts w:ascii="Times New Roman" w:hAnsi="Times New Roman" w:cs="Times New Roman"/>
           <w:b/>
           <w:bCs/>
+          <w:color w:val="000000"/>
+          <w:sz w:val="24"/>
         </w:rPr>
         <w:t>Overall Compliance Score</w:t>
       </w:r>
@@ -3688,6 +2582,7 @@
     </w:p>
     <w:p>
       <w:pPr>
+        <w:pStyle w:val="Heading2"/>
         <w:spacing w:line="360" w:lineRule="auto"/>
         <w:rPr>
           <w:rFonts w:ascii="Times New Roman" w:hAnsi="Times New Roman" w:cs="Times New Roman"/>
@@ -3700,6 +2595,8 @@
           <w:rFonts w:ascii="Times New Roman" w:hAnsi="Times New Roman" w:cs="Times New Roman"/>
           <w:b/>
           <w:bCs/>
+          <w:color w:val="000000"/>
+          <w:sz w:val="24"/>
         </w:rPr>
         <w:t>Finding Severity Breakdown</w:t>
       </w:r>
@@ -4220,6 +3117,7 @@
     </w:p>
     <w:p>
       <w:pPr>
+        <w:pStyle w:val="Heading2"/>
         <w:tabs>
           <w:tab w:val="left" w:pos="3609"/>
         </w:tabs>
@@ -4235,6 +3133,8 @@
           <w:rFonts w:ascii="Times New Roman" w:hAnsi="Times New Roman" w:cs="Times New Roman"/>
           <w:b/>
           <w:bCs/>
+          <w:color w:val="000000"/>
+          <w:sz w:val="24"/>
         </w:rPr>
         <w:lastRenderedPageBreak/>
         <w:t>Compliance by Service Area</w:t>
@@ -5674,6 +4574,7 @@
     </w:p>
     <w:p>
       <w:pPr>
+        <w:pStyle w:val="Heading2"/>
         <w:tabs>
           <w:tab w:val="left" w:pos="3609"/>
         </w:tabs>
@@ -5689,6 +4590,8 @@
           <w:rFonts w:ascii="Times New Roman" w:hAnsi="Times New Roman" w:cs="Times New Roman"/>
           <w:b/>
           <w:bCs/>
+          <w:color w:val="000000"/>
+          <w:sz w:val="24"/>
         </w:rPr>
         <w:t>Key Findings at a Glance</w:t>
       </w:r>
@@ -6098,71 +5001,7 @@
     </w:p>
     <w:p>
       <w:pPr>
-        <w:tabs>
-          <w:tab w:val="left" w:pos="3609"/>
-        </w:tabs>
-        <w:spacing w:line="276" w:lineRule="auto"/>
-        <w:rPr>
-          <w:rFonts w:ascii="Times New Roman" w:hAnsi="Times New Roman" w:cs="Times New Roman"/>
-          <w:b/>
-          <w:bCs/>
-        </w:rPr>
-      </w:pPr>
-    </w:p>
-    <w:p>
-      <w:pPr>
-        <w:tabs>
-          <w:tab w:val="left" w:pos="3609"/>
-        </w:tabs>
-        <w:spacing w:line="276" w:lineRule="auto"/>
-        <w:rPr>
-          <w:rFonts w:ascii="Times New Roman" w:hAnsi="Times New Roman" w:cs="Times New Roman"/>
-          <w:b/>
-          <w:bCs/>
-        </w:rPr>
-      </w:pPr>
-    </w:p>
-    <w:p>
-      <w:pPr>
-        <w:tabs>
-          <w:tab w:val="left" w:pos="3609"/>
-        </w:tabs>
-        <w:spacing w:line="276" w:lineRule="auto"/>
-        <w:rPr>
-          <w:rFonts w:ascii="Times New Roman" w:hAnsi="Times New Roman" w:cs="Times New Roman"/>
-          <w:b/>
-          <w:bCs/>
-        </w:rPr>
-      </w:pPr>
-    </w:p>
-    <w:p>
-      <w:pPr>
-        <w:tabs>
-          <w:tab w:val="left" w:pos="3609"/>
-        </w:tabs>
-        <w:spacing w:line="276" w:lineRule="auto"/>
-        <w:rPr>
-          <w:rFonts w:ascii="Times New Roman" w:hAnsi="Times New Roman" w:cs="Times New Roman"/>
-          <w:b/>
-          <w:bCs/>
-        </w:rPr>
-      </w:pPr>
-    </w:p>
-    <w:p>
-      <w:pPr>
-        <w:tabs>
-          <w:tab w:val="left" w:pos="3609"/>
-        </w:tabs>
-        <w:spacing w:line="276" w:lineRule="auto"/>
-        <w:rPr>
-          <w:rFonts w:ascii="Times New Roman" w:hAnsi="Times New Roman" w:cs="Times New Roman"/>
-          <w:b/>
-          <w:bCs/>
-        </w:rPr>
-      </w:pPr>
-    </w:p>
-    <w:p>
-      <w:pPr>
+        <w:pStyle w:val="Heading2"/>
         <w:tabs>
           <w:tab w:val="left" w:pos="3609"/>
         </w:tabs>
@@ -6178,6 +5017,8 @@
           <w:rFonts w:ascii="Times New Roman" w:hAnsi="Times New Roman" w:cs="Times New Roman"/>
           <w:b/>
           <w:bCs/>
+          <w:color w:val="000000"/>
+          <w:sz w:val="24"/>
         </w:rPr>
         <w:lastRenderedPageBreak/>
         <w:t>Management Summary</w:t>
@@ -6646,198 +5487,8 @@
     </w:tbl>
     <w:p>
       <w:pPr>
-        <w:spacing w:line="276" w:lineRule="auto"/>
-        <w:rPr>
-          <w:rFonts w:ascii="Times New Roman" w:hAnsi="Times New Roman" w:cs="Times New Roman"/>
-          <w:b/>
-          <w:bCs/>
-          <w:sz w:val="32"/>
-          <w:szCs w:val="32"/>
-        </w:rPr>
-      </w:pPr>
-    </w:p>
-    <w:p>
-      <w:pPr>
-        <w:spacing w:line="276" w:lineRule="auto"/>
-        <w:rPr>
-          <w:rFonts w:ascii="Times New Roman" w:hAnsi="Times New Roman" w:cs="Times New Roman"/>
-          <w:b/>
-          <w:bCs/>
-          <w:sz w:val="32"/>
-          <w:szCs w:val="32"/>
-        </w:rPr>
-      </w:pPr>
-    </w:p>
-    <w:p>
-      <w:pPr>
-        <w:spacing w:line="276" w:lineRule="auto"/>
-        <w:rPr>
-          <w:rFonts w:ascii="Times New Roman" w:hAnsi="Times New Roman" w:cs="Times New Roman"/>
-          <w:b/>
-          <w:bCs/>
-          <w:sz w:val="32"/>
-          <w:szCs w:val="32"/>
-        </w:rPr>
-      </w:pPr>
-    </w:p>
-    <w:p>
-      <w:pPr>
-        <w:spacing w:line="276" w:lineRule="auto"/>
-        <w:rPr>
-          <w:rFonts w:ascii="Times New Roman" w:hAnsi="Times New Roman" w:cs="Times New Roman"/>
-          <w:b/>
-          <w:bCs/>
-          <w:sz w:val="32"/>
-          <w:szCs w:val="32"/>
-        </w:rPr>
-      </w:pPr>
-    </w:p>
-    <w:p>
-      <w:pPr>
-        <w:spacing w:line="276" w:lineRule="auto"/>
-        <w:rPr>
-          <w:rFonts w:ascii="Times New Roman" w:hAnsi="Times New Roman" w:cs="Times New Roman"/>
-          <w:b/>
-          <w:bCs/>
-          <w:sz w:val="32"/>
-          <w:szCs w:val="32"/>
-        </w:rPr>
-      </w:pPr>
-    </w:p>
-    <w:p>
-      <w:pPr>
-        <w:spacing w:line="276" w:lineRule="auto"/>
-        <w:rPr>
-          <w:rFonts w:ascii="Times New Roman" w:hAnsi="Times New Roman" w:cs="Times New Roman"/>
-          <w:b/>
-          <w:bCs/>
-          <w:sz w:val="32"/>
-          <w:szCs w:val="32"/>
-        </w:rPr>
-      </w:pPr>
-    </w:p>
-    <w:p>
-      <w:pPr>
-        <w:spacing w:line="276" w:lineRule="auto"/>
-        <w:rPr>
-          <w:rFonts w:ascii="Times New Roman" w:hAnsi="Times New Roman" w:cs="Times New Roman"/>
-          <w:b/>
-          <w:bCs/>
-          <w:sz w:val="32"/>
-          <w:szCs w:val="32"/>
-        </w:rPr>
-      </w:pPr>
-    </w:p>
-    <w:p>
-      <w:pPr>
-        <w:spacing w:line="276" w:lineRule="auto"/>
-        <w:rPr>
-          <w:rFonts w:ascii="Times New Roman" w:hAnsi="Times New Roman" w:cs="Times New Roman"/>
-          <w:b/>
-          <w:bCs/>
-          <w:sz w:val="32"/>
-          <w:szCs w:val="32"/>
-        </w:rPr>
-      </w:pPr>
-    </w:p>
-    <w:p>
-      <w:pPr>
-        <w:spacing w:line="276" w:lineRule="auto"/>
-        <w:rPr>
-          <w:rFonts w:ascii="Times New Roman" w:hAnsi="Times New Roman" w:cs="Times New Roman"/>
-          <w:b/>
-          <w:bCs/>
-          <w:sz w:val="32"/>
-          <w:szCs w:val="32"/>
-        </w:rPr>
-      </w:pPr>
-    </w:p>
-    <w:p>
-      <w:pPr>
-        <w:spacing w:line="276" w:lineRule="auto"/>
-        <w:rPr>
-          <w:rFonts w:ascii="Times New Roman" w:hAnsi="Times New Roman" w:cs="Times New Roman"/>
-          <w:b/>
-          <w:bCs/>
-          <w:sz w:val="32"/>
-          <w:szCs w:val="32"/>
-        </w:rPr>
-      </w:pPr>
-    </w:p>
-    <w:p>
-      <w:pPr>
-        <w:spacing w:line="276" w:lineRule="auto"/>
-        <w:rPr>
-          <w:rFonts w:ascii="Times New Roman" w:hAnsi="Times New Roman" w:cs="Times New Roman"/>
-          <w:b/>
-          <w:bCs/>
-          <w:sz w:val="32"/>
-          <w:szCs w:val="32"/>
-        </w:rPr>
-      </w:pPr>
-    </w:p>
-    <w:p>
-      <w:pPr>
-        <w:spacing w:line="276" w:lineRule="auto"/>
-        <w:rPr>
-          <w:rFonts w:ascii="Times New Roman" w:hAnsi="Times New Roman" w:cs="Times New Roman"/>
-          <w:b/>
-          <w:bCs/>
-          <w:sz w:val="32"/>
-          <w:szCs w:val="32"/>
-        </w:rPr>
-      </w:pPr>
-    </w:p>
-    <w:p>
-      <w:pPr>
-        <w:spacing w:line="276" w:lineRule="auto"/>
-        <w:rPr>
-          <w:rFonts w:ascii="Times New Roman" w:hAnsi="Times New Roman" w:cs="Times New Roman"/>
-          <w:b/>
-          <w:bCs/>
-          <w:sz w:val="32"/>
-          <w:szCs w:val="32"/>
-        </w:rPr>
-      </w:pPr>
-    </w:p>
-    <w:p>
-      <w:pPr>
-        <w:spacing w:line="276" w:lineRule="auto"/>
-        <w:rPr>
-          <w:rFonts w:ascii="Times New Roman" w:hAnsi="Times New Roman" w:cs="Times New Roman"/>
-          <w:b/>
-          <w:bCs/>
-          <w:sz w:val="32"/>
-          <w:szCs w:val="32"/>
-        </w:rPr>
-      </w:pPr>
-    </w:p>
-    <w:p>
-      <w:pPr>
-        <w:spacing w:line="276" w:lineRule="auto"/>
-        <w:rPr>
-          <w:rFonts w:ascii="Times New Roman" w:hAnsi="Times New Roman" w:cs="Times New Roman"/>
-          <w:b/>
-          <w:bCs/>
-          <w:sz w:val="32"/>
-          <w:szCs w:val="32"/>
-        </w:rPr>
-      </w:pPr>
-    </w:p>
-    <w:p>
-      <w:pPr>
-        <w:spacing w:line="276" w:lineRule="auto"/>
-        <w:rPr>
-          <w:rFonts w:ascii="Times New Roman" w:hAnsi="Times New Roman" w:cs="Times New Roman"/>
-          <w:b/>
-          <w:bCs/>
-          <w:sz w:val="32"/>
-          <w:szCs w:val="32"/>
-        </w:rPr>
-      </w:pPr>
-    </w:p>
-    <w:p>
-      <w:pPr>
+        <w:pStyle w:val="Heading1"/>
+        <w:pageBreakBefore/>
         <w:spacing w:line="276" w:lineRule="auto"/>
         <w:rPr>
           <w:rFonts w:ascii="Times New Roman" w:hAnsi="Times New Roman" w:cs="Times New Roman"/>
@@ -6852,6 +5503,7 @@
           <w:rFonts w:ascii="Times New Roman" w:hAnsi="Times New Roman" w:cs="Times New Roman"/>
           <w:b/>
           <w:bCs/>
+          <w:color w:val="000000"/>
           <w:sz w:val="32"/>
           <w:szCs w:val="32"/>
         </w:rPr>
@@ -6889,234 +5541,8 @@
     </w:p>
     <w:p>
       <w:pPr>
-        <w:spacing w:line="276" w:lineRule="auto"/>
-        <w:rPr>
-          <w:rFonts w:ascii="Times New Roman" w:hAnsi="Times New Roman" w:cs="Times New Roman"/>
-          <w:b/>
-          <w:bCs/>
-          <w:sz w:val="32"/>
-          <w:szCs w:val="32"/>
-        </w:rPr>
-      </w:pPr>
-    </w:p>
-    <w:p>
-      <w:pPr>
-        <w:spacing w:line="276" w:lineRule="auto"/>
-        <w:rPr>
-          <w:rFonts w:ascii="Times New Roman" w:hAnsi="Times New Roman" w:cs="Times New Roman"/>
-          <w:b/>
-          <w:bCs/>
-          <w:sz w:val="32"/>
-          <w:szCs w:val="32"/>
-        </w:rPr>
-      </w:pPr>
-    </w:p>
-    <w:p>
-      <w:pPr>
-        <w:spacing w:line="276" w:lineRule="auto"/>
-        <w:rPr>
-          <w:rFonts w:ascii="Times New Roman" w:hAnsi="Times New Roman" w:cs="Times New Roman"/>
-          <w:b/>
-          <w:bCs/>
-          <w:sz w:val="32"/>
-          <w:szCs w:val="32"/>
-        </w:rPr>
-      </w:pPr>
-    </w:p>
-    <w:p>
-      <w:pPr>
-        <w:spacing w:line="276" w:lineRule="auto"/>
-        <w:rPr>
-          <w:rFonts w:ascii="Times New Roman" w:hAnsi="Times New Roman" w:cs="Times New Roman"/>
-          <w:b/>
-          <w:bCs/>
-          <w:sz w:val="32"/>
-          <w:szCs w:val="32"/>
-        </w:rPr>
-      </w:pPr>
-    </w:p>
-    <w:p>
-      <w:pPr>
-        <w:spacing w:line="276" w:lineRule="auto"/>
-        <w:rPr>
-          <w:rFonts w:ascii="Times New Roman" w:hAnsi="Times New Roman" w:cs="Times New Roman"/>
-          <w:b/>
-          <w:bCs/>
-          <w:sz w:val="32"/>
-          <w:szCs w:val="32"/>
-        </w:rPr>
-      </w:pPr>
-    </w:p>
-    <w:p>
-      <w:pPr>
-        <w:spacing w:line="276" w:lineRule="auto"/>
-        <w:rPr>
-          <w:rFonts w:ascii="Times New Roman" w:hAnsi="Times New Roman" w:cs="Times New Roman"/>
-          <w:b/>
-          <w:bCs/>
-          <w:sz w:val="32"/>
-          <w:szCs w:val="32"/>
-        </w:rPr>
-      </w:pPr>
-    </w:p>
-    <w:p>
-      <w:pPr>
-        <w:spacing w:line="276" w:lineRule="auto"/>
-        <w:rPr>
-          <w:rFonts w:ascii="Times New Roman" w:hAnsi="Times New Roman" w:cs="Times New Roman"/>
-          <w:b/>
-          <w:bCs/>
-          <w:sz w:val="32"/>
-          <w:szCs w:val="32"/>
-        </w:rPr>
-      </w:pPr>
-    </w:p>
-    <w:p>
-      <w:pPr>
-        <w:spacing w:line="276" w:lineRule="auto"/>
-        <w:rPr>
-          <w:rFonts w:ascii="Times New Roman" w:hAnsi="Times New Roman" w:cs="Times New Roman"/>
-          <w:b/>
-          <w:bCs/>
-          <w:sz w:val="32"/>
-          <w:szCs w:val="32"/>
-        </w:rPr>
-      </w:pPr>
-    </w:p>
-    <w:p>
-      <w:pPr>
-        <w:spacing w:line="276" w:lineRule="auto"/>
-        <w:rPr>
-          <w:rFonts w:ascii="Times New Roman" w:hAnsi="Times New Roman" w:cs="Times New Roman"/>
-          <w:b/>
-          <w:bCs/>
-          <w:sz w:val="32"/>
-          <w:szCs w:val="32"/>
-        </w:rPr>
-      </w:pPr>
-    </w:p>
-    <w:p>
-      <w:pPr>
-        <w:spacing w:line="276" w:lineRule="auto"/>
-        <w:rPr>
-          <w:rFonts w:ascii="Times New Roman" w:hAnsi="Times New Roman" w:cs="Times New Roman"/>
-          <w:b/>
-          <w:bCs/>
-          <w:sz w:val="32"/>
-          <w:szCs w:val="32"/>
-        </w:rPr>
-      </w:pPr>
-    </w:p>
-    <w:p>
-      <w:pPr>
-        <w:spacing w:line="276" w:lineRule="auto"/>
-        <w:rPr>
-          <w:rFonts w:ascii="Times New Roman" w:hAnsi="Times New Roman" w:cs="Times New Roman"/>
-          <w:b/>
-          <w:bCs/>
-          <w:sz w:val="32"/>
-          <w:szCs w:val="32"/>
-        </w:rPr>
-      </w:pPr>
-    </w:p>
-    <w:p>
-      <w:pPr>
-        <w:spacing w:line="276" w:lineRule="auto"/>
-        <w:rPr>
-          <w:rFonts w:ascii="Times New Roman" w:hAnsi="Times New Roman" w:cs="Times New Roman"/>
-          <w:b/>
-          <w:bCs/>
-          <w:sz w:val="32"/>
-          <w:szCs w:val="32"/>
-        </w:rPr>
-      </w:pPr>
-    </w:p>
-    <w:p>
-      <w:pPr>
-        <w:spacing w:line="276" w:lineRule="auto"/>
-        <w:rPr>
-          <w:rFonts w:ascii="Times New Roman" w:hAnsi="Times New Roman" w:cs="Times New Roman"/>
-          <w:b/>
-          <w:bCs/>
-          <w:sz w:val="32"/>
-          <w:szCs w:val="32"/>
-        </w:rPr>
-      </w:pPr>
-    </w:p>
-    <w:p>
-      <w:pPr>
-        <w:spacing w:line="276" w:lineRule="auto"/>
-        <w:rPr>
-          <w:rFonts w:ascii="Times New Roman" w:hAnsi="Times New Roman" w:cs="Times New Roman"/>
-          <w:b/>
-          <w:bCs/>
-          <w:sz w:val="32"/>
-          <w:szCs w:val="32"/>
-        </w:rPr>
-      </w:pPr>
-    </w:p>
-    <w:p>
-      <w:pPr>
-        <w:spacing w:line="276" w:lineRule="auto"/>
-        <w:rPr>
-          <w:rFonts w:ascii="Times New Roman" w:hAnsi="Times New Roman" w:cs="Times New Roman"/>
-          <w:b/>
-          <w:bCs/>
-          <w:sz w:val="32"/>
-          <w:szCs w:val="32"/>
-        </w:rPr>
-      </w:pPr>
-    </w:p>
-    <w:p>
-      <w:pPr>
-        <w:spacing w:line="276" w:lineRule="auto"/>
-        <w:rPr>
-          <w:rFonts w:ascii="Times New Roman" w:hAnsi="Times New Roman" w:cs="Times New Roman"/>
-          <w:b/>
-          <w:bCs/>
-          <w:sz w:val="32"/>
-          <w:szCs w:val="32"/>
-        </w:rPr>
-      </w:pPr>
-    </w:p>
-    <w:p>
-      <w:pPr>
-        <w:spacing w:line="276" w:lineRule="auto"/>
-        <w:rPr>
-          <w:rFonts w:ascii="Times New Roman" w:hAnsi="Times New Roman" w:cs="Times New Roman"/>
-          <w:b/>
-          <w:bCs/>
-          <w:sz w:val="32"/>
-          <w:szCs w:val="32"/>
-        </w:rPr>
-      </w:pPr>
-    </w:p>
-    <w:p>
-      <w:pPr>
-        <w:spacing w:line="276" w:lineRule="auto"/>
-        <w:rPr>
-          <w:rFonts w:ascii="Times New Roman" w:hAnsi="Times New Roman" w:cs="Times New Roman"/>
-          <w:b/>
-          <w:bCs/>
-          <w:sz w:val="32"/>
-          <w:szCs w:val="32"/>
-        </w:rPr>
-      </w:pPr>
-    </w:p>
-    <w:p>
-      <w:pPr>
-        <w:spacing w:line="276" w:lineRule="auto"/>
-        <w:rPr>
-          <w:rFonts w:ascii="Times New Roman" w:hAnsi="Times New Roman" w:cs="Times New Roman"/>
-          <w:b/>
-          <w:bCs/>
-          <w:sz w:val="32"/>
-          <w:szCs w:val="32"/>
-        </w:rPr>
-      </w:pPr>
-    </w:p>
-    <w:p>
-      <w:pPr>
+        <w:pStyle w:val="Heading1"/>
+        <w:pageBreakBefore/>
         <w:spacing w:line="276" w:lineRule="auto"/>
         <w:rPr>
           <w:rFonts w:ascii="Times New Roman" w:hAnsi="Times New Roman" w:cs="Times New Roman"/>
@@ -7131,6 +5557,7 @@
           <w:rFonts w:ascii="Times New Roman" w:hAnsi="Times New Roman" w:cs="Times New Roman"/>
           <w:b/>
           <w:bCs/>
+          <w:color w:val="000000"/>
           <w:sz w:val="32"/>
           <w:szCs w:val="32"/>
         </w:rPr>
@@ -7140,6 +5567,7 @@
     </w:p>
     <w:p>
       <w:pPr>
+        <w:pStyle w:val="Heading2"/>
         <w:spacing w:line="276" w:lineRule="auto"/>
         <w:rPr>
           <w:rFonts w:ascii="Times New Roman" w:hAnsi="Times New Roman" w:cs="Times New Roman"/>
@@ -7152,6 +5580,8 @@
           <w:rFonts w:ascii="Times New Roman" w:hAnsi="Times New Roman" w:cs="Times New Roman"/>
           <w:b/>
           <w:bCs/>
+          <w:color w:val="000000"/>
+          <w:sz w:val="24"/>
         </w:rPr>
         <w:t>2.1 In Scope</w:t>
       </w:r>
@@ -8095,76 +6525,7 @@
     </w:p>
     <w:p>
       <w:pPr>
-        <w:spacing w:line="276" w:lineRule="auto"/>
-        <w:rPr>
-          <w:rFonts w:ascii="Times New Roman" w:hAnsi="Times New Roman" w:cs="Times New Roman"/>
-          <w:b/>
-          <w:bCs/>
-        </w:rPr>
-      </w:pPr>
-    </w:p>
-    <w:p>
-      <w:pPr>
-        <w:spacing w:line="276" w:lineRule="auto"/>
-        <w:rPr>
-          <w:rFonts w:ascii="Times New Roman" w:hAnsi="Times New Roman" w:cs="Times New Roman"/>
-          <w:b/>
-          <w:bCs/>
-        </w:rPr>
-      </w:pPr>
-    </w:p>
-    <w:p>
-      <w:pPr>
-        <w:spacing w:line="276" w:lineRule="auto"/>
-        <w:rPr>
-          <w:rFonts w:ascii="Times New Roman" w:hAnsi="Times New Roman" w:cs="Times New Roman"/>
-          <w:b/>
-          <w:bCs/>
-        </w:rPr>
-      </w:pPr>
-    </w:p>
-    <w:p>
-      <w:pPr>
-        <w:spacing w:line="276" w:lineRule="auto"/>
-        <w:rPr>
-          <w:rFonts w:ascii="Times New Roman" w:hAnsi="Times New Roman" w:cs="Times New Roman"/>
-          <w:b/>
-          <w:bCs/>
-        </w:rPr>
-      </w:pPr>
-    </w:p>
-    <w:p>
-      <w:pPr>
-        <w:spacing w:line="276" w:lineRule="auto"/>
-        <w:rPr>
-          <w:rFonts w:ascii="Times New Roman" w:hAnsi="Times New Roman" w:cs="Times New Roman"/>
-          <w:b/>
-          <w:bCs/>
-        </w:rPr>
-      </w:pPr>
-    </w:p>
-    <w:p>
-      <w:pPr>
-        <w:spacing w:line="276" w:lineRule="auto"/>
-        <w:rPr>
-          <w:rFonts w:ascii="Times New Roman" w:hAnsi="Times New Roman" w:cs="Times New Roman"/>
-          <w:b/>
-          <w:bCs/>
-        </w:rPr>
-      </w:pPr>
-    </w:p>
-    <w:p>
-      <w:pPr>
-        <w:spacing w:line="276" w:lineRule="auto"/>
-        <w:rPr>
-          <w:rFonts w:ascii="Times New Roman" w:hAnsi="Times New Roman" w:cs="Times New Roman"/>
-          <w:b/>
-          <w:bCs/>
-        </w:rPr>
-      </w:pPr>
-    </w:p>
-    <w:p>
-      <w:pPr>
+        <w:pStyle w:val="Heading2"/>
         <w:spacing w:line="276" w:lineRule="auto"/>
         <w:rPr>
           <w:rFonts w:ascii="Times New Roman" w:hAnsi="Times New Roman" w:cs="Times New Roman"/>
@@ -8177,6 +6538,8 @@
           <w:rFonts w:ascii="Times New Roman" w:hAnsi="Times New Roman" w:cs="Times New Roman"/>
           <w:b/>
           <w:bCs/>
+          <w:color w:val="000000"/>
+          <w:sz w:val="24"/>
         </w:rPr>
         <w:lastRenderedPageBreak/>
         <w:t>2.2 Out of Scope</w:t>
@@ -8517,6 +6880,7 @@
     </w:p>
     <w:p>
       <w:pPr>
+        <w:pStyle w:val="Heading2"/>
         <w:spacing w:line="360" w:lineRule="auto"/>
         <w:rPr>
           <w:rFonts w:ascii="Times New Roman" w:hAnsi="Times New Roman" w:cs="Times New Roman"/>
@@ -8529,6 +6893,8 @@
           <w:rFonts w:ascii="Times New Roman" w:hAnsi="Times New Roman" w:cs="Times New Roman"/>
           <w:b/>
           <w:bCs/>
+          <w:color w:val="000000"/>
+          <w:sz w:val="24"/>
         </w:rPr>
         <w:t>2.3 Assumptions and Constraints</w:t>
       </w:r>
@@ -8567,150 +6933,8 @@
     </w:p>
     <w:p>
       <w:pPr>
-        <w:spacing w:line="276" w:lineRule="auto"/>
-        <w:rPr>
-          <w:rFonts w:ascii="Times New Roman" w:hAnsi="Times New Roman" w:cs="Times New Roman"/>
-          <w:b/>
-          <w:bCs/>
-          <w:sz w:val="32"/>
-          <w:szCs w:val="32"/>
-        </w:rPr>
-      </w:pPr>
-    </w:p>
-    <w:p>
-      <w:pPr>
-        <w:spacing w:line="276" w:lineRule="auto"/>
-        <w:rPr>
-          <w:rFonts w:ascii="Times New Roman" w:hAnsi="Times New Roman" w:cs="Times New Roman"/>
-          <w:b/>
-          <w:bCs/>
-          <w:sz w:val="32"/>
-          <w:szCs w:val="32"/>
-        </w:rPr>
-      </w:pPr>
-    </w:p>
-    <w:p>
-      <w:pPr>
-        <w:spacing w:line="276" w:lineRule="auto"/>
-        <w:rPr>
-          <w:rFonts w:ascii="Times New Roman" w:hAnsi="Times New Roman" w:cs="Times New Roman"/>
-          <w:b/>
-          <w:bCs/>
-          <w:sz w:val="32"/>
-          <w:szCs w:val="32"/>
-        </w:rPr>
-      </w:pPr>
-    </w:p>
-    <w:p>
-      <w:pPr>
-        <w:spacing w:line="276" w:lineRule="auto"/>
-        <w:rPr>
-          <w:rFonts w:ascii="Times New Roman" w:hAnsi="Times New Roman" w:cs="Times New Roman"/>
-          <w:b/>
-          <w:bCs/>
-          <w:sz w:val="32"/>
-          <w:szCs w:val="32"/>
-        </w:rPr>
-      </w:pPr>
-    </w:p>
-    <w:p>
-      <w:pPr>
-        <w:spacing w:line="276" w:lineRule="auto"/>
-        <w:rPr>
-          <w:rFonts w:ascii="Times New Roman" w:hAnsi="Times New Roman" w:cs="Times New Roman"/>
-          <w:b/>
-          <w:bCs/>
-          <w:sz w:val="32"/>
-          <w:szCs w:val="32"/>
-        </w:rPr>
-      </w:pPr>
-    </w:p>
-    <w:p>
-      <w:pPr>
-        <w:spacing w:line="276" w:lineRule="auto"/>
-        <w:rPr>
-          <w:rFonts w:ascii="Times New Roman" w:hAnsi="Times New Roman" w:cs="Times New Roman"/>
-          <w:b/>
-          <w:bCs/>
-          <w:sz w:val="32"/>
-          <w:szCs w:val="32"/>
-        </w:rPr>
-      </w:pPr>
-    </w:p>
-    <w:p>
-      <w:pPr>
-        <w:spacing w:line="276" w:lineRule="auto"/>
-        <w:rPr>
-          <w:rFonts w:ascii="Times New Roman" w:hAnsi="Times New Roman" w:cs="Times New Roman"/>
-          <w:b/>
-          <w:bCs/>
-          <w:sz w:val="32"/>
-          <w:szCs w:val="32"/>
-        </w:rPr>
-      </w:pPr>
-    </w:p>
-    <w:p>
-      <w:pPr>
-        <w:spacing w:line="276" w:lineRule="auto"/>
-        <w:rPr>
-          <w:rFonts w:ascii="Times New Roman" w:hAnsi="Times New Roman" w:cs="Times New Roman"/>
-          <w:b/>
-          <w:bCs/>
-          <w:sz w:val="32"/>
-          <w:szCs w:val="32"/>
-        </w:rPr>
-      </w:pPr>
-    </w:p>
-    <w:p>
-      <w:pPr>
-        <w:spacing w:line="276" w:lineRule="auto"/>
-        <w:rPr>
-          <w:rFonts w:ascii="Times New Roman" w:hAnsi="Times New Roman" w:cs="Times New Roman"/>
-          <w:b/>
-          <w:bCs/>
-          <w:sz w:val="32"/>
-          <w:szCs w:val="32"/>
-        </w:rPr>
-      </w:pPr>
-    </w:p>
-    <w:p>
-      <w:pPr>
-        <w:spacing w:line="276" w:lineRule="auto"/>
-        <w:rPr>
-          <w:rFonts w:ascii="Times New Roman" w:hAnsi="Times New Roman" w:cs="Times New Roman"/>
-          <w:b/>
-          <w:bCs/>
-          <w:sz w:val="32"/>
-          <w:szCs w:val="32"/>
-        </w:rPr>
-      </w:pPr>
-    </w:p>
-    <w:p>
-      <w:pPr>
-        <w:spacing w:line="276" w:lineRule="auto"/>
-        <w:rPr>
-          <w:rFonts w:ascii="Times New Roman" w:hAnsi="Times New Roman" w:cs="Times New Roman"/>
-          <w:b/>
-          <w:bCs/>
-          <w:sz w:val="32"/>
-          <w:szCs w:val="32"/>
-        </w:rPr>
-      </w:pPr>
-    </w:p>
-    <w:p>
-      <w:pPr>
-        <w:spacing w:line="276" w:lineRule="auto"/>
-        <w:rPr>
-          <w:rFonts w:ascii="Times New Roman" w:hAnsi="Times New Roman" w:cs="Times New Roman"/>
-          <w:b/>
-          <w:bCs/>
-          <w:sz w:val="32"/>
-          <w:szCs w:val="32"/>
-        </w:rPr>
-      </w:pPr>
-    </w:p>
-    <w:p>
-      <w:pPr>
+        <w:pStyle w:val="Heading1"/>
+        <w:pageBreakBefore/>
         <w:spacing w:line="276" w:lineRule="auto"/>
         <w:rPr>
           <w:rFonts w:ascii="Times New Roman" w:hAnsi="Times New Roman" w:cs="Times New Roman"/>
@@ -8725,6 +6949,7 @@
           <w:rFonts w:ascii="Times New Roman" w:hAnsi="Times New Roman" w:cs="Times New Roman"/>
           <w:b/>
           <w:bCs/>
+          <w:color w:val="000000"/>
           <w:sz w:val="32"/>
           <w:szCs w:val="32"/>
         </w:rPr>
@@ -8734,6 +6959,7 @@
     </w:p>
     <w:p>
       <w:pPr>
+        <w:pStyle w:val="Heading2"/>
         <w:spacing w:line="276" w:lineRule="auto"/>
         <w:rPr>
           <w:rFonts w:ascii="Times New Roman" w:hAnsi="Times New Roman" w:cs="Times New Roman"/>
@@ -8746,6 +6972,8 @@
           <w:rFonts w:ascii="Times New Roman" w:hAnsi="Times New Roman" w:cs="Times New Roman"/>
           <w:b/>
           <w:bCs/>
+          <w:color w:val="000000"/>
+          <w:sz w:val="24"/>
         </w:rPr>
         <w:t>3.1 Audit Criteria</w:t>
       </w:r>
@@ -9124,6 +7352,7 @@
     </w:p>
     <w:p>
       <w:pPr>
+        <w:pStyle w:val="Heading2"/>
         <w:spacing w:line="276" w:lineRule="auto"/>
         <w:rPr>
           <w:rFonts w:ascii="Times New Roman" w:hAnsi="Times New Roman" w:cs="Times New Roman"/>
@@ -9136,6 +7365,8 @@
           <w:rFonts w:ascii="Times New Roman" w:hAnsi="Times New Roman" w:cs="Times New Roman"/>
           <w:b/>
           <w:bCs/>
+          <w:color w:val="000000"/>
+          <w:sz w:val="24"/>
         </w:rPr>
         <w:t>3.2 Method of Assessment</w:t>
       </w:r>
@@ -9471,6 +7702,7 @@
     </w:p>
     <w:p>
       <w:pPr>
+        <w:pStyle w:val="Heading2"/>
         <w:tabs>
           <w:tab w:val="left" w:pos="3609"/>
         </w:tabs>
@@ -9486,6 +7718,8 @@
           <w:rFonts w:ascii="Times New Roman" w:hAnsi="Times New Roman" w:cs="Times New Roman"/>
           <w:b/>
           <w:bCs/>
+          <w:color w:val="000000"/>
+          <w:sz w:val="24"/>
         </w:rPr>
         <w:t>3.3 Evidence Sources</w:t>
       </w:r>
@@ -9648,6 +7882,8 @@
     </w:p>
     <w:p>
       <w:pPr>
+        <w:pStyle w:val="Heading1"/>
+        <w:pageBreakBefore/>
         <w:spacing w:line="276" w:lineRule="auto"/>
         <w:rPr>
           <w:rFonts w:ascii="Times New Roman" w:hAnsi="Times New Roman" w:cs="Times New Roman"/>
@@ -9662,6 +7898,7 @@
           <w:rFonts w:ascii="Times New Roman" w:hAnsi="Times New Roman" w:cs="Times New Roman"/>
           <w:b/>
           <w:bCs/>
+          <w:color w:val="000000"/>
           <w:sz w:val="32"/>
           <w:szCs w:val="32"/>
         </w:rPr>
@@ -9671,6 +7908,7 @@
     </w:p>
     <w:p>
       <w:pPr>
+        <w:pStyle w:val="Heading2"/>
         <w:tabs>
           <w:tab w:val="left" w:pos="3609"/>
         </w:tabs>
@@ -9686,6 +7924,8 @@
           <w:rFonts w:ascii="Times New Roman" w:hAnsi="Times New Roman" w:cs="Times New Roman"/>
           <w:b/>
           <w:bCs/>
+          <w:color w:val="000000"/>
+          <w:sz w:val="24"/>
         </w:rPr>
         <w:t>4.1 Rating Definitions</w:t>
       </w:r>
@@ -10059,6 +8299,7 @@
     </w:p>
     <w:p>
       <w:pPr>
+        <w:pStyle w:val="Heading2"/>
         <w:tabs>
           <w:tab w:val="left" w:pos="3609"/>
         </w:tabs>
@@ -10074,6 +8315,8 @@
           <w:rFonts w:ascii="Times New Roman" w:hAnsi="Times New Roman" w:cs="Times New Roman"/>
           <w:b/>
           <w:bCs/>
+          <w:color w:val="000000"/>
+          <w:sz w:val="24"/>
         </w:rPr>
         <w:t>4.2 Domain / Control Family Summary</w:t>
       </w:r>
@@ -12297,32 +10540,7 @@
     </w:p>
     <w:p>
       <w:pPr>
-        <w:tabs>
-          <w:tab w:val="left" w:pos="3609"/>
-        </w:tabs>
-        <w:spacing w:line="276" w:lineRule="auto"/>
-        <w:rPr>
-          <w:rFonts w:ascii="Times New Roman" w:hAnsi="Times New Roman" w:cs="Times New Roman"/>
-          <w:b/>
-          <w:bCs/>
-        </w:rPr>
-      </w:pPr>
-    </w:p>
-    <w:p>
-      <w:pPr>
-        <w:tabs>
-          <w:tab w:val="left" w:pos="3609"/>
-        </w:tabs>
-        <w:spacing w:line="276" w:lineRule="auto"/>
-        <w:rPr>
-          <w:rFonts w:ascii="Times New Roman" w:hAnsi="Times New Roman" w:cs="Times New Roman"/>
-          <w:b/>
-          <w:bCs/>
-        </w:rPr>
-      </w:pPr>
-    </w:p>
-    <w:p>
-      <w:pPr>
+        <w:pStyle w:val="Heading2"/>
         <w:tabs>
           <w:tab w:val="left" w:pos="3609"/>
         </w:tabs>
@@ -12338,6 +10556,8 @@
           <w:rFonts w:ascii="Times New Roman" w:hAnsi="Times New Roman" w:cs="Times New Roman"/>
           <w:b/>
           <w:bCs/>
+          <w:color w:val="000000"/>
+          <w:sz w:val="24"/>
         </w:rPr>
         <w:lastRenderedPageBreak/>
         <w:t>4.3 Finding Severity Summary</w:t>
@@ -12948,231 +11168,8 @@
     </w:tbl>
     <w:p>
       <w:pPr>
-        <w:tabs>
-          <w:tab w:val="left" w:pos="3609"/>
-        </w:tabs>
-        <w:spacing w:line="276" w:lineRule="auto"/>
-        <w:rPr>
-          <w:rFonts w:ascii="Times New Roman" w:hAnsi="Times New Roman" w:cs="Times New Roman"/>
-          <w:b/>
-          <w:bCs/>
-        </w:rPr>
-      </w:pPr>
-    </w:p>
-    <w:p>
-      <w:pPr>
-        <w:tabs>
-          <w:tab w:val="left" w:pos="3609"/>
-        </w:tabs>
-        <w:spacing w:line="276" w:lineRule="auto"/>
-        <w:rPr>
-          <w:rFonts w:ascii="Times New Roman" w:hAnsi="Times New Roman" w:cs="Times New Roman"/>
-          <w:b/>
-          <w:bCs/>
-        </w:rPr>
-      </w:pPr>
-    </w:p>
-    <w:p>
-      <w:pPr>
-        <w:tabs>
-          <w:tab w:val="left" w:pos="3609"/>
-        </w:tabs>
-        <w:spacing w:line="276" w:lineRule="auto"/>
-        <w:rPr>
-          <w:rFonts w:ascii="Times New Roman" w:hAnsi="Times New Roman" w:cs="Times New Roman"/>
-          <w:b/>
-          <w:bCs/>
-        </w:rPr>
-      </w:pPr>
-    </w:p>
-    <w:p>
-      <w:pPr>
-        <w:tabs>
-          <w:tab w:val="left" w:pos="3609"/>
-        </w:tabs>
-        <w:spacing w:line="276" w:lineRule="auto"/>
-        <w:rPr>
-          <w:rFonts w:ascii="Times New Roman" w:hAnsi="Times New Roman" w:cs="Times New Roman"/>
-          <w:b/>
-          <w:bCs/>
-        </w:rPr>
-      </w:pPr>
-    </w:p>
-    <w:p>
-      <w:pPr>
-        <w:tabs>
-          <w:tab w:val="left" w:pos="3609"/>
-        </w:tabs>
-        <w:spacing w:line="276" w:lineRule="auto"/>
-        <w:rPr>
-          <w:rFonts w:ascii="Times New Roman" w:hAnsi="Times New Roman" w:cs="Times New Roman"/>
-          <w:b/>
-          <w:bCs/>
-        </w:rPr>
-      </w:pPr>
-    </w:p>
-    <w:p>
-      <w:pPr>
-        <w:tabs>
-          <w:tab w:val="left" w:pos="3609"/>
-        </w:tabs>
-        <w:spacing w:line="276" w:lineRule="auto"/>
-        <w:rPr>
-          <w:rFonts w:ascii="Times New Roman" w:hAnsi="Times New Roman" w:cs="Times New Roman"/>
-          <w:b/>
-          <w:bCs/>
-        </w:rPr>
-      </w:pPr>
-    </w:p>
-    <w:p>
-      <w:pPr>
-        <w:tabs>
-          <w:tab w:val="left" w:pos="3609"/>
-        </w:tabs>
-        <w:spacing w:line="276" w:lineRule="auto"/>
-        <w:rPr>
-          <w:rFonts w:ascii="Times New Roman" w:hAnsi="Times New Roman" w:cs="Times New Roman"/>
-          <w:b/>
-          <w:bCs/>
-        </w:rPr>
-      </w:pPr>
-    </w:p>
-    <w:p>
-      <w:pPr>
-        <w:tabs>
-          <w:tab w:val="left" w:pos="3609"/>
-        </w:tabs>
-        <w:spacing w:line="276" w:lineRule="auto"/>
-        <w:rPr>
-          <w:rFonts w:ascii="Times New Roman" w:hAnsi="Times New Roman" w:cs="Times New Roman"/>
-          <w:b/>
-          <w:bCs/>
-        </w:rPr>
-      </w:pPr>
-    </w:p>
-    <w:p>
-      <w:pPr>
-        <w:tabs>
-          <w:tab w:val="left" w:pos="3609"/>
-        </w:tabs>
-        <w:spacing w:line="276" w:lineRule="auto"/>
-        <w:rPr>
-          <w:rFonts w:ascii="Times New Roman" w:hAnsi="Times New Roman" w:cs="Times New Roman"/>
-          <w:b/>
-          <w:bCs/>
-        </w:rPr>
-      </w:pPr>
-    </w:p>
-    <w:p>
-      <w:pPr>
-        <w:spacing w:line="276" w:lineRule="auto"/>
-        <w:rPr>
-          <w:rFonts w:ascii="Times New Roman" w:hAnsi="Times New Roman" w:cs="Times New Roman"/>
-          <w:b/>
-          <w:bCs/>
-          <w:sz w:val="32"/>
-          <w:szCs w:val="32"/>
-        </w:rPr>
-      </w:pPr>
-    </w:p>
-    <w:p>
-      <w:pPr>
-        <w:spacing w:line="276" w:lineRule="auto"/>
-        <w:rPr>
-          <w:rFonts w:ascii="Times New Roman" w:hAnsi="Times New Roman" w:cs="Times New Roman"/>
-          <w:b/>
-          <w:bCs/>
-          <w:sz w:val="32"/>
-          <w:szCs w:val="32"/>
-        </w:rPr>
-      </w:pPr>
-    </w:p>
-    <w:p>
-      <w:pPr>
-        <w:spacing w:line="276" w:lineRule="auto"/>
-        <w:rPr>
-          <w:rFonts w:ascii="Times New Roman" w:hAnsi="Times New Roman" w:cs="Times New Roman"/>
-          <w:b/>
-          <w:bCs/>
-          <w:sz w:val="32"/>
-          <w:szCs w:val="32"/>
-        </w:rPr>
-      </w:pPr>
-    </w:p>
-    <w:p>
-      <w:pPr>
-        <w:spacing w:line="276" w:lineRule="auto"/>
-        <w:rPr>
-          <w:rFonts w:ascii="Times New Roman" w:hAnsi="Times New Roman" w:cs="Times New Roman"/>
-          <w:b/>
-          <w:bCs/>
-          <w:sz w:val="32"/>
-          <w:szCs w:val="32"/>
-        </w:rPr>
-      </w:pPr>
-    </w:p>
-    <w:p>
-      <w:pPr>
-        <w:spacing w:line="276" w:lineRule="auto"/>
-        <w:rPr>
-          <w:rFonts w:ascii="Times New Roman" w:hAnsi="Times New Roman" w:cs="Times New Roman"/>
-          <w:b/>
-          <w:bCs/>
-          <w:sz w:val="32"/>
-          <w:szCs w:val="32"/>
-        </w:rPr>
-      </w:pPr>
-    </w:p>
-    <w:p>
-      <w:pPr>
-        <w:spacing w:line="276" w:lineRule="auto"/>
-        <w:rPr>
-          <w:rFonts w:ascii="Times New Roman" w:hAnsi="Times New Roman" w:cs="Times New Roman"/>
-          <w:b/>
-          <w:bCs/>
-          <w:sz w:val="32"/>
-          <w:szCs w:val="32"/>
-        </w:rPr>
-      </w:pPr>
-    </w:p>
-    <w:p>
-      <w:pPr>
-        <w:spacing w:line="276" w:lineRule="auto"/>
-        <w:rPr>
-          <w:rFonts w:ascii="Times New Roman" w:hAnsi="Times New Roman" w:cs="Times New Roman"/>
-          <w:b/>
-          <w:bCs/>
-          <w:sz w:val="32"/>
-          <w:szCs w:val="32"/>
-        </w:rPr>
-      </w:pPr>
-    </w:p>
-    <w:p>
-      <w:pPr>
-        <w:spacing w:line="276" w:lineRule="auto"/>
-        <w:rPr>
-          <w:rFonts w:ascii="Times New Roman" w:hAnsi="Times New Roman" w:cs="Times New Roman"/>
-          <w:b/>
-          <w:bCs/>
-          <w:sz w:val="32"/>
-          <w:szCs w:val="32"/>
-        </w:rPr>
-      </w:pPr>
-    </w:p>
-    <w:p>
-      <w:pPr>
-        <w:spacing w:line="276" w:lineRule="auto"/>
-        <w:rPr>
-          <w:rFonts w:ascii="Times New Roman" w:hAnsi="Times New Roman" w:cs="Times New Roman"/>
-          <w:b/>
-          <w:bCs/>
-          <w:sz w:val="32"/>
-          <w:szCs w:val="32"/>
-        </w:rPr>
-      </w:pPr>
-    </w:p>
-    <w:p>
-      <w:pPr>
+        <w:pStyle w:val="Heading1"/>
+        <w:pageBreakBefore/>
         <w:spacing w:line="360" w:lineRule="auto"/>
         <w:rPr>
           <w:rFonts w:ascii="Times New Roman" w:hAnsi="Times New Roman" w:cs="Times New Roman"/>
@@ -13187,6 +11184,7 @@
           <w:rFonts w:ascii="Times New Roman" w:hAnsi="Times New Roman" w:cs="Times New Roman"/>
           <w:b/>
           <w:bCs/>
+          <w:color w:val="000000"/>
           <w:sz w:val="32"/>
           <w:szCs w:val="32"/>
         </w:rPr>
@@ -13758,186 +11756,8 @@
     </w:tbl>
     <w:p>
       <w:pPr>
-        <w:spacing w:line="276" w:lineRule="auto"/>
-        <w:rPr>
-          <w:rFonts w:ascii="Times New Roman" w:hAnsi="Times New Roman" w:cs="Times New Roman"/>
-          <w:b/>
-          <w:bCs/>
-          <w:sz w:val="32"/>
-          <w:szCs w:val="32"/>
-        </w:rPr>
-      </w:pPr>
-    </w:p>
-    <w:p>
-      <w:pPr>
-        <w:spacing w:line="276" w:lineRule="auto"/>
-        <w:rPr>
-          <w:rFonts w:ascii="Times New Roman" w:hAnsi="Times New Roman" w:cs="Times New Roman"/>
-          <w:b/>
-          <w:bCs/>
-          <w:sz w:val="32"/>
-          <w:szCs w:val="32"/>
-        </w:rPr>
-      </w:pPr>
-    </w:p>
-    <w:p>
-      <w:pPr>
-        <w:spacing w:line="276" w:lineRule="auto"/>
-        <w:rPr>
-          <w:rFonts w:ascii="Times New Roman" w:hAnsi="Times New Roman" w:cs="Times New Roman"/>
-          <w:b/>
-          <w:bCs/>
-          <w:sz w:val="32"/>
-          <w:szCs w:val="32"/>
-        </w:rPr>
-      </w:pPr>
-    </w:p>
-    <w:p>
-      <w:pPr>
-        <w:spacing w:line="276" w:lineRule="auto"/>
-        <w:rPr>
-          <w:rFonts w:ascii="Times New Roman" w:hAnsi="Times New Roman" w:cs="Times New Roman"/>
-          <w:b/>
-          <w:bCs/>
-          <w:sz w:val="32"/>
-          <w:szCs w:val="32"/>
-        </w:rPr>
-      </w:pPr>
-    </w:p>
-    <w:p>
-      <w:pPr>
-        <w:spacing w:line="276" w:lineRule="auto"/>
-        <w:rPr>
-          <w:rFonts w:ascii="Times New Roman" w:hAnsi="Times New Roman" w:cs="Times New Roman"/>
-          <w:b/>
-          <w:bCs/>
-          <w:sz w:val="32"/>
-          <w:szCs w:val="32"/>
-        </w:rPr>
-      </w:pPr>
-    </w:p>
-    <w:p>
-      <w:pPr>
-        <w:spacing w:line="276" w:lineRule="auto"/>
-        <w:rPr>
-          <w:rFonts w:ascii="Times New Roman" w:hAnsi="Times New Roman" w:cs="Times New Roman"/>
-          <w:b/>
-          <w:bCs/>
-          <w:sz w:val="32"/>
-          <w:szCs w:val="32"/>
-        </w:rPr>
-      </w:pPr>
-    </w:p>
-    <w:p>
-      <w:pPr>
-        <w:spacing w:line="276" w:lineRule="auto"/>
-        <w:rPr>
-          <w:rFonts w:ascii="Times New Roman" w:hAnsi="Times New Roman" w:cs="Times New Roman"/>
-          <w:b/>
-          <w:bCs/>
-          <w:sz w:val="32"/>
-          <w:szCs w:val="32"/>
-        </w:rPr>
-      </w:pPr>
-    </w:p>
-    <w:p>
-      <w:pPr>
-        <w:spacing w:line="276" w:lineRule="auto"/>
-        <w:rPr>
-          <w:rFonts w:ascii="Times New Roman" w:hAnsi="Times New Roman" w:cs="Times New Roman"/>
-          <w:b/>
-          <w:bCs/>
-          <w:sz w:val="32"/>
-          <w:szCs w:val="32"/>
-        </w:rPr>
-      </w:pPr>
-    </w:p>
-    <w:p>
-      <w:pPr>
-        <w:spacing w:line="276" w:lineRule="auto"/>
-        <w:rPr>
-          <w:rFonts w:ascii="Times New Roman" w:hAnsi="Times New Roman" w:cs="Times New Roman"/>
-          <w:b/>
-          <w:bCs/>
-          <w:sz w:val="32"/>
-          <w:szCs w:val="32"/>
-        </w:rPr>
-      </w:pPr>
-    </w:p>
-    <w:p>
-      <w:pPr>
-        <w:spacing w:line="276" w:lineRule="auto"/>
-        <w:rPr>
-          <w:rFonts w:ascii="Times New Roman" w:hAnsi="Times New Roman" w:cs="Times New Roman"/>
-          <w:b/>
-          <w:bCs/>
-          <w:sz w:val="32"/>
-          <w:szCs w:val="32"/>
-        </w:rPr>
-      </w:pPr>
-    </w:p>
-    <w:p>
-      <w:pPr>
-        <w:spacing w:line="276" w:lineRule="auto"/>
-        <w:rPr>
-          <w:rFonts w:ascii="Times New Roman" w:hAnsi="Times New Roman" w:cs="Times New Roman"/>
-          <w:b/>
-          <w:bCs/>
-          <w:sz w:val="32"/>
-          <w:szCs w:val="32"/>
-        </w:rPr>
-      </w:pPr>
-    </w:p>
-    <w:p>
-      <w:pPr>
-        <w:spacing w:line="276" w:lineRule="auto"/>
-        <w:rPr>
-          <w:rFonts w:ascii="Times New Roman" w:hAnsi="Times New Roman" w:cs="Times New Roman"/>
-          <w:b/>
-          <w:bCs/>
-          <w:sz w:val="32"/>
-          <w:szCs w:val="32"/>
-        </w:rPr>
-      </w:pPr>
-    </w:p>
-    <w:p>
-      <w:pPr>
-        <w:spacing w:line="276" w:lineRule="auto"/>
-        <w:rPr>
-          <w:rFonts w:ascii="Times New Roman" w:hAnsi="Times New Roman" w:cs="Times New Roman"/>
-          <w:b/>
-          <w:bCs/>
-          <w:sz w:val="32"/>
-          <w:szCs w:val="32"/>
-        </w:rPr>
-      </w:pPr>
-    </w:p>
-    <w:p>
-      <w:pPr>
-        <w:spacing w:line="276" w:lineRule="auto"/>
-        <w:rPr>
-          <w:rFonts w:ascii="Times New Roman" w:hAnsi="Times New Roman" w:cs="Times New Roman"/>
-          <w:b/>
-          <w:bCs/>
-          <w:sz w:val="32"/>
-          <w:szCs w:val="32"/>
-        </w:rPr>
-      </w:pPr>
-    </w:p>
-    <w:p>
-      <w:pPr>
-        <w:spacing w:line="276" w:lineRule="auto"/>
-        <w:rPr>
-          <w:rFonts w:ascii="Times New Roman" w:hAnsi="Times New Roman" w:cs="Times New Roman"/>
-          <w:b/>
-          <w:bCs/>
-          <w:sz w:val="32"/>
-          <w:szCs w:val="32"/>
-        </w:rPr>
-      </w:pPr>
-    </w:p>
-    <w:p>
-      <w:pPr>
+        <w:pStyle w:val="Heading1"/>
+        <w:pageBreakBefore/>
         <w:spacing w:line="360" w:lineRule="auto"/>
         <w:rPr>
           <w:rFonts w:ascii="Times New Roman" w:hAnsi="Times New Roman" w:cs="Times New Roman"/>
@@ -13952,6 +11772,7 @@
           <w:rFonts w:ascii="Times New Roman" w:hAnsi="Times New Roman" w:cs="Times New Roman"/>
           <w:b/>
           <w:bCs/>
+          <w:color w:val="000000"/>
           <w:sz w:val="32"/>
           <w:szCs w:val="32"/>
         </w:rPr>
@@ -13976,6 +11797,7 @@
     </w:p>
     <w:p>
       <w:pPr>
+        <w:pStyle w:val="Heading2"/>
         <w:spacing w:line="276" w:lineRule="auto"/>
         <w:jc w:val="both"/>
         <w:rPr>
@@ -13989,6 +11811,8 @@
           <w:rFonts w:ascii="Times New Roman" w:hAnsi="Times New Roman" w:cs="Times New Roman"/>
           <w:b/>
           <w:bCs/>
+          <w:color w:val="000000"/>
+          <w:sz w:val="24"/>
         </w:rPr>
         <w:t>6.1 {Control_Name} - (Critical)</w:t>
       </w:r>
@@ -15232,6 +13056,7 @@
     </w:p>
     <w:p>
       <w:pPr>
+        <w:pStyle w:val="Heading2"/>
         <w:spacing w:line="276" w:lineRule="auto"/>
         <w:jc w:val="both"/>
         <w:rPr>
@@ -15245,6 +13070,8 @@
           <w:rFonts w:ascii="Times New Roman" w:hAnsi="Times New Roman" w:cs="Times New Roman"/>
           <w:b/>
           <w:bCs/>
+          <w:color w:val="000000"/>
+          <w:sz w:val="24"/>
         </w:rPr>
         <w:lastRenderedPageBreak/>
         <w:t>6.2 {</w:t>
@@ -15255,6 +13082,8 @@
           <w:rFonts w:ascii="Times New Roman" w:hAnsi="Times New Roman" w:cs="Times New Roman"/>
           <w:b/>
           <w:bCs/>
+          <w:color w:val="000000"/>
+          <w:sz w:val="24"/>
         </w:rPr>
         <w:t>Control_Name</w:t>
       </w:r>
@@ -15264,6 +13093,8 @@
           <w:rFonts w:ascii="Times New Roman" w:hAnsi="Times New Roman" w:cs="Times New Roman"/>
           <w:b/>
           <w:bCs/>
+          <w:color w:val="000000"/>
+          <w:sz w:val="24"/>
         </w:rPr>
         <w:t>} - (High)</w:t>
       </w:r>
@@ -16508,30 +14339,6 @@
     <w:p>
       <w:pPr>
         <w:spacing w:line="276" w:lineRule="auto"/>
-        <w:rPr>
-          <w:rFonts w:ascii="Times New Roman" w:hAnsi="Times New Roman" w:cs="Times New Roman"/>
-          <w:b/>
-          <w:bCs/>
-          <w:sz w:val="32"/>
-          <w:szCs w:val="32"/>
-        </w:rPr>
-      </w:pPr>
-    </w:p>
-    <w:p>
-      <w:pPr>
-        <w:spacing w:line="276" w:lineRule="auto"/>
-        <w:rPr>
-          <w:rFonts w:ascii="Times New Roman" w:hAnsi="Times New Roman" w:cs="Times New Roman"/>
-          <w:b/>
-          <w:bCs/>
-          <w:sz w:val="32"/>
-          <w:szCs w:val="32"/>
-        </w:rPr>
-      </w:pPr>
-    </w:p>
-    <w:p>
-      <w:pPr>
-        <w:spacing w:line="276" w:lineRule="auto"/>
         <w:jc w:val="both"/>
         <w:rPr>
           <w:rFonts w:ascii="Times New Roman" w:hAnsi="Times New Roman" w:cs="Times New Roman"/>
@@ -16542,17 +14349,7 @@
     </w:p>
     <w:p>
       <w:pPr>
-        <w:spacing w:line="276" w:lineRule="auto"/>
-        <w:jc w:val="both"/>
-        <w:rPr>
-          <w:rFonts w:ascii="Times New Roman" w:hAnsi="Times New Roman" w:cs="Times New Roman"/>
-          <w:b/>
-          <w:bCs/>
-        </w:rPr>
-      </w:pPr>
-    </w:p>
-    <w:p>
-      <w:pPr>
+        <w:pStyle w:val="Heading2"/>
         <w:spacing w:line="276" w:lineRule="auto"/>
         <w:jc w:val="both"/>
         <w:rPr>
@@ -16566,6 +14363,8 @@
           <w:rFonts w:ascii="Times New Roman" w:hAnsi="Times New Roman" w:cs="Times New Roman"/>
           <w:b/>
           <w:bCs/>
+          <w:color w:val="000000"/>
+          <w:sz w:val="24"/>
         </w:rPr>
         <w:lastRenderedPageBreak/>
         <w:t>6.3 {</w:t>
@@ -16576,6 +14375,8 @@
           <w:rFonts w:ascii="Times New Roman" w:hAnsi="Times New Roman" w:cs="Times New Roman"/>
           <w:b/>
           <w:bCs/>
+          <w:color w:val="000000"/>
+          <w:sz w:val="24"/>
         </w:rPr>
         <w:t>Control_Name</w:t>
       </w:r>
@@ -16585,6 +14386,8 @@
           <w:rFonts w:ascii="Times New Roman" w:hAnsi="Times New Roman" w:cs="Times New Roman"/>
           <w:b/>
           <w:bCs/>
+          <w:color w:val="000000"/>
+          <w:sz w:val="24"/>
         </w:rPr>
         <w:t>} - (Medium)</w:t>
       </w:r>
@@ -17829,32 +15632,6 @@
     <w:p>
       <w:pPr>
         <w:spacing w:line="276" w:lineRule="auto"/>
-        <w:rPr>
-          <w:rFonts w:ascii="Times New Roman" w:hAnsi="Times New Roman" w:cs="Times New Roman"/>
-          <w:b/>
-          <w:bCs/>
-          <w:sz w:val="32"/>
-          <w:szCs w:val="32"/>
-        </w:rPr>
-      </w:pPr>
-    </w:p>
-    <w:p>
-      <w:pPr>
-        <w:spacing w:line="276" w:lineRule="auto"/>
-        <w:jc w:val="both"/>
-        <w:rPr>
-          <w:rFonts w:ascii="Times New Roman" w:hAnsi="Times New Roman" w:cs="Times New Roman"/>
-          <w:b/>
-          <w:bCs/>
-          <w:color w:val="ADADAD" w:themeColor="background2" w:themeShade="BF"/>
-          <w:sz w:val="18"/>
-          <w:szCs w:val="18"/>
-        </w:rPr>
-      </w:pPr>
-    </w:p>
-    <w:p>
-      <w:pPr>
-        <w:spacing w:line="276" w:lineRule="auto"/>
         <w:jc w:val="both"/>
         <w:rPr>
           <w:rFonts w:ascii="Times New Roman" w:hAnsi="Times New Roman" w:cs="Times New Roman"/>
@@ -17865,17 +15642,7 @@
     </w:p>
     <w:p>
       <w:pPr>
-        <w:spacing w:line="276" w:lineRule="auto"/>
-        <w:jc w:val="both"/>
-        <w:rPr>
-          <w:rFonts w:ascii="Times New Roman" w:hAnsi="Times New Roman" w:cs="Times New Roman"/>
-          <w:b/>
-          <w:bCs/>
-        </w:rPr>
-      </w:pPr>
-    </w:p>
-    <w:p>
-      <w:pPr>
+        <w:pStyle w:val="Heading2"/>
         <w:spacing w:line="276" w:lineRule="auto"/>
         <w:jc w:val="both"/>
         <w:rPr>
@@ -17889,6 +15656,8 @@
           <w:rFonts w:ascii="Times New Roman" w:hAnsi="Times New Roman" w:cs="Times New Roman"/>
           <w:b/>
           <w:bCs/>
+          <w:color w:val="000000"/>
+          <w:sz w:val="24"/>
         </w:rPr>
         <w:lastRenderedPageBreak/>
         <w:t>6.4 {</w:t>
@@ -17899,6 +15668,8 @@
           <w:rFonts w:ascii="Times New Roman" w:hAnsi="Times New Roman" w:cs="Times New Roman"/>
           <w:b/>
           <w:bCs/>
+          <w:color w:val="000000"/>
+          <w:sz w:val="24"/>
         </w:rPr>
         <w:t>Control_Name</w:t>
       </w:r>
@@ -17908,6 +15679,8 @@
           <w:rFonts w:ascii="Times New Roman" w:hAnsi="Times New Roman" w:cs="Times New Roman"/>
           <w:b/>
           <w:bCs/>
+          <w:color w:val="000000"/>
+          <w:sz w:val="24"/>
         </w:rPr>
         <w:t>} - (Low)</w:t>
       </w:r>
@@ -19187,30 +16960,8 @@
     </w:p>
     <w:p>
       <w:pPr>
-        <w:spacing w:line="360" w:lineRule="auto"/>
-        <w:rPr>
-          <w:rFonts w:ascii="Times New Roman" w:hAnsi="Times New Roman" w:cs="Times New Roman"/>
-          <w:b/>
-          <w:bCs/>
-          <w:sz w:val="32"/>
-          <w:szCs w:val="32"/>
-        </w:rPr>
-      </w:pPr>
-    </w:p>
-    <w:p>
-      <w:pPr>
-        <w:spacing w:line="360" w:lineRule="auto"/>
-        <w:rPr>
-          <w:rFonts w:ascii="Times New Roman" w:hAnsi="Times New Roman" w:cs="Times New Roman"/>
-          <w:b/>
-          <w:bCs/>
-          <w:sz w:val="32"/>
-          <w:szCs w:val="32"/>
-        </w:rPr>
-      </w:pPr>
-    </w:p>
-    <w:p>
-      <w:pPr>
+        <w:pStyle w:val="Heading1"/>
+        <w:pageBreakBefore/>
         <w:spacing w:line="360" w:lineRule="auto"/>
         <w:rPr>
           <w:rFonts w:ascii="Times New Roman" w:hAnsi="Times New Roman" w:cs="Times New Roman"/>
@@ -19225,6 +16976,7 @@
           <w:rFonts w:ascii="Times New Roman" w:hAnsi="Times New Roman" w:cs="Times New Roman"/>
           <w:b/>
           <w:bCs/>
+          <w:color w:val="000000"/>
           <w:sz w:val="32"/>
           <w:szCs w:val="32"/>
         </w:rPr>
@@ -19234,6 +16986,7 @@
     </w:p>
     <w:p>
       <w:pPr>
+        <w:pStyle w:val="Heading2"/>
         <w:tabs>
           <w:tab w:val="left" w:pos="3609"/>
         </w:tabs>
@@ -19249,6 +17002,8 @@
           <w:rFonts w:ascii="Times New Roman" w:hAnsi="Times New Roman" w:cs="Times New Roman"/>
           <w:b/>
           <w:bCs/>
+          <w:color w:val="000000"/>
+          <w:sz w:val="24"/>
         </w:rPr>
         <w:t>7.1 Prioritised Actions</w:t>
       </w:r>
@@ -20900,6 +18655,7 @@
     </w:p>
     <w:p>
       <w:pPr>
+        <w:pStyle w:val="Heading2"/>
         <w:tabs>
           <w:tab w:val="left" w:pos="3609"/>
         </w:tabs>
@@ -20916,6 +18672,8 @@
           <w:rFonts w:ascii="Times New Roman" w:hAnsi="Times New Roman" w:cs="Times New Roman"/>
           <w:b/>
           <w:bCs/>
+          <w:color w:val="000000"/>
+          <w:sz w:val="24"/>
         </w:rPr>
         <w:t>7.2 Progress Tracking</w:t>
       </w:r>
@@ -20941,78 +18699,8 @@
     </w:p>
     <w:p>
       <w:pPr>
-        <w:spacing w:line="276" w:lineRule="auto"/>
-        <w:rPr>
-          <w:rFonts w:ascii="Times New Roman" w:hAnsi="Times New Roman" w:cs="Times New Roman"/>
-          <w:b/>
-          <w:bCs/>
-          <w:sz w:val="32"/>
-          <w:szCs w:val="32"/>
-        </w:rPr>
-      </w:pPr>
-    </w:p>
-    <w:p>
-      <w:pPr>
-        <w:spacing w:line="276" w:lineRule="auto"/>
-        <w:rPr>
-          <w:rFonts w:ascii="Times New Roman" w:hAnsi="Times New Roman" w:cs="Times New Roman"/>
-          <w:b/>
-          <w:bCs/>
-          <w:sz w:val="32"/>
-          <w:szCs w:val="32"/>
-        </w:rPr>
-      </w:pPr>
-    </w:p>
-    <w:p>
-      <w:pPr>
-        <w:spacing w:line="276" w:lineRule="auto"/>
-        <w:rPr>
-          <w:rFonts w:ascii="Times New Roman" w:hAnsi="Times New Roman" w:cs="Times New Roman"/>
-          <w:b/>
-          <w:bCs/>
-          <w:sz w:val="32"/>
-          <w:szCs w:val="32"/>
-        </w:rPr>
-      </w:pPr>
-    </w:p>
-    <w:p>
-      <w:pPr>
-        <w:spacing w:line="276" w:lineRule="auto"/>
-        <w:rPr>
-          <w:rFonts w:ascii="Times New Roman" w:hAnsi="Times New Roman" w:cs="Times New Roman"/>
-          <w:b/>
-          <w:bCs/>
-          <w:sz w:val="32"/>
-          <w:szCs w:val="32"/>
-        </w:rPr>
-      </w:pPr>
-    </w:p>
-    <w:p>
-      <w:pPr>
-        <w:spacing w:line="276" w:lineRule="auto"/>
-        <w:rPr>
-          <w:rFonts w:ascii="Times New Roman" w:hAnsi="Times New Roman" w:cs="Times New Roman"/>
-          <w:b/>
-          <w:bCs/>
-          <w:sz w:val="32"/>
-          <w:szCs w:val="32"/>
-        </w:rPr>
-      </w:pPr>
-    </w:p>
-    <w:p>
-      <w:pPr>
-        <w:spacing w:line="276" w:lineRule="auto"/>
-        <w:rPr>
-          <w:rFonts w:ascii="Times New Roman" w:hAnsi="Times New Roman" w:cs="Times New Roman"/>
-          <w:b/>
-          <w:bCs/>
-          <w:sz w:val="32"/>
-          <w:szCs w:val="32"/>
-        </w:rPr>
-      </w:pPr>
-    </w:p>
-    <w:p>
-      <w:pPr>
+        <w:pStyle w:val="Heading1"/>
+        <w:pageBreakBefore/>
         <w:spacing w:line="360" w:lineRule="auto"/>
         <w:rPr>
           <w:rFonts w:ascii="Times New Roman" w:hAnsi="Times New Roman" w:cs="Times New Roman"/>
@@ -21027,6 +18715,7 @@
           <w:rFonts w:ascii="Times New Roman" w:hAnsi="Times New Roman" w:cs="Times New Roman"/>
           <w:b/>
           <w:bCs/>
+          <w:color w:val="000000"/>
           <w:sz w:val="32"/>
           <w:szCs w:val="32"/>
         </w:rPr>
@@ -21107,222 +18796,8 @@
     </w:p>
     <w:p>
       <w:pPr>
-        <w:spacing w:line="276" w:lineRule="auto"/>
-        <w:rPr>
-          <w:rFonts w:ascii="Times New Roman" w:hAnsi="Times New Roman" w:cs="Times New Roman"/>
-          <w:b/>
-          <w:bCs/>
-          <w:sz w:val="32"/>
-          <w:szCs w:val="32"/>
-        </w:rPr>
-      </w:pPr>
-    </w:p>
-    <w:p>
-      <w:pPr>
-        <w:spacing w:line="276" w:lineRule="auto"/>
-        <w:rPr>
-          <w:rFonts w:ascii="Times New Roman" w:hAnsi="Times New Roman" w:cs="Times New Roman"/>
-          <w:b/>
-          <w:bCs/>
-          <w:sz w:val="32"/>
-          <w:szCs w:val="32"/>
-        </w:rPr>
-      </w:pPr>
-    </w:p>
-    <w:p>
-      <w:pPr>
-        <w:spacing w:line="276" w:lineRule="auto"/>
-        <w:rPr>
-          <w:rFonts w:ascii="Times New Roman" w:hAnsi="Times New Roman" w:cs="Times New Roman"/>
-          <w:b/>
-          <w:bCs/>
-          <w:sz w:val="32"/>
-          <w:szCs w:val="32"/>
-        </w:rPr>
-      </w:pPr>
-    </w:p>
-    <w:p>
-      <w:pPr>
-        <w:spacing w:line="276" w:lineRule="auto"/>
-        <w:rPr>
-          <w:rFonts w:ascii="Times New Roman" w:hAnsi="Times New Roman" w:cs="Times New Roman"/>
-          <w:b/>
-          <w:bCs/>
-          <w:sz w:val="32"/>
-          <w:szCs w:val="32"/>
-        </w:rPr>
-      </w:pPr>
-    </w:p>
-    <w:p>
-      <w:pPr>
-        <w:spacing w:line="276" w:lineRule="auto"/>
-        <w:rPr>
-          <w:rFonts w:ascii="Times New Roman" w:hAnsi="Times New Roman" w:cs="Times New Roman"/>
-          <w:b/>
-          <w:bCs/>
-          <w:sz w:val="32"/>
-          <w:szCs w:val="32"/>
-        </w:rPr>
-      </w:pPr>
-    </w:p>
-    <w:p>
-      <w:pPr>
-        <w:spacing w:line="276" w:lineRule="auto"/>
-        <w:rPr>
-          <w:rFonts w:ascii="Times New Roman" w:hAnsi="Times New Roman" w:cs="Times New Roman"/>
-          <w:b/>
-          <w:bCs/>
-          <w:sz w:val="32"/>
-          <w:szCs w:val="32"/>
-        </w:rPr>
-      </w:pPr>
-    </w:p>
-    <w:p>
-      <w:pPr>
-        <w:spacing w:line="276" w:lineRule="auto"/>
-        <w:rPr>
-          <w:rFonts w:ascii="Times New Roman" w:hAnsi="Times New Roman" w:cs="Times New Roman"/>
-          <w:b/>
-          <w:bCs/>
-          <w:sz w:val="32"/>
-          <w:szCs w:val="32"/>
-        </w:rPr>
-      </w:pPr>
-    </w:p>
-    <w:p>
-      <w:pPr>
-        <w:spacing w:line="276" w:lineRule="auto"/>
-        <w:rPr>
-          <w:rFonts w:ascii="Times New Roman" w:hAnsi="Times New Roman" w:cs="Times New Roman"/>
-          <w:b/>
-          <w:bCs/>
-          <w:sz w:val="32"/>
-          <w:szCs w:val="32"/>
-        </w:rPr>
-      </w:pPr>
-    </w:p>
-    <w:p>
-      <w:pPr>
-        <w:spacing w:line="276" w:lineRule="auto"/>
-        <w:rPr>
-          <w:rFonts w:ascii="Times New Roman" w:hAnsi="Times New Roman" w:cs="Times New Roman"/>
-          <w:b/>
-          <w:bCs/>
-          <w:sz w:val="32"/>
-          <w:szCs w:val="32"/>
-        </w:rPr>
-      </w:pPr>
-    </w:p>
-    <w:p>
-      <w:pPr>
-        <w:spacing w:line="276" w:lineRule="auto"/>
-        <w:rPr>
-          <w:rFonts w:ascii="Times New Roman" w:hAnsi="Times New Roman" w:cs="Times New Roman"/>
-          <w:b/>
-          <w:bCs/>
-          <w:sz w:val="32"/>
-          <w:szCs w:val="32"/>
-        </w:rPr>
-      </w:pPr>
-    </w:p>
-    <w:p>
-      <w:pPr>
-        <w:spacing w:line="276" w:lineRule="auto"/>
-        <w:rPr>
-          <w:rFonts w:ascii="Times New Roman" w:hAnsi="Times New Roman" w:cs="Times New Roman"/>
-          <w:b/>
-          <w:bCs/>
-          <w:sz w:val="32"/>
-          <w:szCs w:val="32"/>
-        </w:rPr>
-      </w:pPr>
-    </w:p>
-    <w:p>
-      <w:pPr>
-        <w:spacing w:line="276" w:lineRule="auto"/>
-        <w:rPr>
-          <w:rFonts w:ascii="Times New Roman" w:hAnsi="Times New Roman" w:cs="Times New Roman"/>
-          <w:b/>
-          <w:bCs/>
-          <w:sz w:val="32"/>
-          <w:szCs w:val="32"/>
-        </w:rPr>
-      </w:pPr>
-    </w:p>
-    <w:p>
-      <w:pPr>
-        <w:spacing w:line="276" w:lineRule="auto"/>
-        <w:rPr>
-          <w:rFonts w:ascii="Times New Roman" w:hAnsi="Times New Roman" w:cs="Times New Roman"/>
-          <w:b/>
-          <w:bCs/>
-          <w:sz w:val="32"/>
-          <w:szCs w:val="32"/>
-        </w:rPr>
-      </w:pPr>
-    </w:p>
-    <w:p>
-      <w:pPr>
-        <w:spacing w:line="276" w:lineRule="auto"/>
-        <w:rPr>
-          <w:rFonts w:ascii="Times New Roman" w:hAnsi="Times New Roman" w:cs="Times New Roman"/>
-          <w:b/>
-          <w:bCs/>
-          <w:sz w:val="32"/>
-          <w:szCs w:val="32"/>
-        </w:rPr>
-      </w:pPr>
-    </w:p>
-    <w:p>
-      <w:pPr>
-        <w:spacing w:line="276" w:lineRule="auto"/>
-        <w:rPr>
-          <w:rFonts w:ascii="Times New Roman" w:hAnsi="Times New Roman" w:cs="Times New Roman"/>
-          <w:b/>
-          <w:bCs/>
-          <w:sz w:val="32"/>
-          <w:szCs w:val="32"/>
-        </w:rPr>
-      </w:pPr>
-    </w:p>
-    <w:p>
-      <w:pPr>
-        <w:spacing w:line="276" w:lineRule="auto"/>
-        <w:rPr>
-          <w:rFonts w:ascii="Times New Roman" w:hAnsi="Times New Roman" w:cs="Times New Roman"/>
-          <w:b/>
-          <w:bCs/>
-          <w:sz w:val="32"/>
-          <w:szCs w:val="32"/>
-        </w:rPr>
-      </w:pPr>
-    </w:p>
-    <w:p>
-      <w:pPr>
-        <w:spacing w:line="276" w:lineRule="auto"/>
-        <w:rPr>
-          <w:rFonts w:ascii="Times New Roman" w:hAnsi="Times New Roman" w:cs="Times New Roman"/>
-          <w:b/>
-          <w:bCs/>
-          <w:sz w:val="32"/>
-          <w:szCs w:val="32"/>
-        </w:rPr>
-      </w:pPr>
-    </w:p>
-    <w:p>
-      <w:pPr>
-        <w:spacing w:line="276" w:lineRule="auto"/>
-        <w:rPr>
-          <w:rFonts w:ascii="Times New Roman" w:hAnsi="Times New Roman" w:cs="Times New Roman"/>
-          <w:b/>
-          <w:bCs/>
-          <w:sz w:val="32"/>
-          <w:szCs w:val="32"/>
-        </w:rPr>
-      </w:pPr>
-    </w:p>
-    <w:p>
-      <w:pPr>
+        <w:pStyle w:val="Heading1"/>
+        <w:pageBreakBefore/>
         <w:spacing w:line="360" w:lineRule="auto"/>
         <w:rPr>
           <w:rFonts w:ascii="Times New Roman" w:hAnsi="Times New Roman" w:cs="Times New Roman"/>
@@ -21337,6 +18812,7 @@
           <w:rFonts w:ascii="Times New Roman" w:hAnsi="Times New Roman" w:cs="Times New Roman"/>
           <w:b/>
           <w:bCs/>
+          <w:color w:val="000000"/>
           <w:sz w:val="32"/>
           <w:szCs w:val="32"/>
         </w:rPr>
@@ -22990,66 +20466,8 @@
     </w:tbl>
     <w:p>
       <w:pPr>
-        <w:spacing w:line="276" w:lineRule="auto"/>
-        <w:rPr>
-          <w:rFonts w:ascii="Times New Roman" w:hAnsi="Times New Roman" w:cs="Times New Roman"/>
-          <w:b/>
-          <w:bCs/>
-          <w:sz w:val="32"/>
-          <w:szCs w:val="32"/>
-        </w:rPr>
-      </w:pPr>
-    </w:p>
-    <w:p>
-      <w:pPr>
-        <w:spacing w:line="276" w:lineRule="auto"/>
-        <w:rPr>
-          <w:rFonts w:ascii="Times New Roman" w:hAnsi="Times New Roman" w:cs="Times New Roman"/>
-          <w:b/>
-          <w:bCs/>
-          <w:sz w:val="32"/>
-          <w:szCs w:val="32"/>
-        </w:rPr>
-      </w:pPr>
-    </w:p>
-    <w:p>
-      <w:pPr>
-        <w:spacing w:line="276" w:lineRule="auto"/>
-        <w:rPr>
-          <w:rFonts w:ascii="Times New Roman" w:hAnsi="Times New Roman" w:cs="Times New Roman"/>
-          <w:b/>
-          <w:bCs/>
-          <w:sz w:val="32"/>
-          <w:szCs w:val="32"/>
-        </w:rPr>
-      </w:pPr>
-    </w:p>
-    <w:p>
-      <w:pPr>
-        <w:spacing w:line="276" w:lineRule="auto"/>
-        <w:rPr>
-          <w:rFonts w:ascii="Times New Roman" w:hAnsi="Times New Roman" w:cs="Times New Roman"/>
-          <w:b/>
-          <w:bCs/>
-          <w:sz w:val="32"/>
-          <w:szCs w:val="32"/>
-        </w:rPr>
-      </w:pPr>
-    </w:p>
-    <w:p>
-      <w:pPr>
-        <w:spacing w:line="276" w:lineRule="auto"/>
-        <w:rPr>
-          <w:rFonts w:ascii="Times New Roman" w:hAnsi="Times New Roman" w:cs="Times New Roman"/>
-          <w:b/>
-          <w:bCs/>
-          <w:sz w:val="32"/>
-          <w:szCs w:val="32"/>
-        </w:rPr>
-      </w:pPr>
-    </w:p>
-    <w:p>
-      <w:pPr>
+        <w:pStyle w:val="Heading1"/>
+        <w:pageBreakBefore/>
         <w:spacing w:line="360" w:lineRule="auto"/>
         <w:rPr>
           <w:rFonts w:ascii="Times New Roman" w:hAnsi="Times New Roman" w:cs="Times New Roman"/>
@@ -23064,6 +20482,7 @@
           <w:rFonts w:ascii="Times New Roman" w:hAnsi="Times New Roman" w:cs="Times New Roman"/>
           <w:b/>
           <w:bCs/>
+          <w:color w:val="000000"/>
           <w:sz w:val="32"/>
           <w:szCs w:val="32"/>
         </w:rPr>
